--- a/data/03_investment_memo/investment_memo_26.docx
+++ b/data/03_investment_memo/investment_memo_26.docx
@@ -21,20 +21,9 @@
     <w:p>
       <w:r>
         <w:br/>
-        <w:t>从产业链角度看，医疗科技 行业主要由上游设备厂商、</w:t>
+        <w:t>根据内部财务模型测算，雨林木风计算机科技有限公司 在未来三年</w:t>
         <w:br/>
-        <w:t>中游平台企业以及下游应用厂商组成。</w:t>
-        <w:br/>
-        <w:t>雨林木风计算机网络有限公司 主要位于产业链的 上游 环节。</w:t>
-        <w:br/>
-      </w:r>
-    </w:p>
-    <w:p>
-      <w:r>
-        <w:br/>
-        <w:t>根据内部财务模型测算，佳禾科技有限公司 在未来三年</w:t>
-        <w:br/>
-        <w:t>收入复合增长率预计可达到 14% 左右。</w:t>
+        <w:t>收入复合增长率预计可达到 26% 左右。</w:t>
         <w:br/>
         <w:t>该预测基于行业需求增长以及公司产能扩张计划。</w:t>
         <w:br/>
@@ -43,44 +32,33 @@
     <w:p>
       <w:r>
         <w:br/>
-        <w:t>根据内部财务模型测算，南康网络有限公司 在未来三年</w:t>
+        <w:t>华辰资本旗下的 HC Energy Transition Fund 在最近的资产配置会议中</w:t>
         <w:br/>
-        <w:t>收入复合增长率预计可达到 29% 左右。</w:t>
+        <w:t>讨论了 医疗科技 行业的投资机会，并对 昊嘉科技有限公司</w:t>
         <w:br/>
-        <w:t>该预测基于行业需求增长以及公司产能扩张计划。</w:t>
+        <w:t>进行了重点评估。</w:t>
         <w:br/>
       </w:r>
     </w:p>
     <w:p>
       <w:r>
         <w:br/>
-        <w:t>从产业链角度看，半导体 行业主要由上游设备厂商、</w:t>
+        <w:t>华辰资本旗下的 HC Energy Transition Fund 在最近的资产配置会议中</w:t>
         <w:br/>
-        <w:t>中游平台企业以及下游应用厂商组成。</w:t>
+        <w:t>讨论了 半导体 行业的投资机会，并对 信诚致远网络有限公司</w:t>
         <w:br/>
-        <w:t>浦华众城科技有限公司 主要位于产业链的 下游 环节。</w:t>
+        <w:t>进行了重点评估。</w:t>
         <w:br/>
       </w:r>
     </w:p>
     <w:p>
       <w:r>
         <w:br/>
-        <w:t>风险管理部认为，云计算 行业仍然面临若干</w:t>
-        <w:br/>
-        <w:t>不确定性因素，包括技术迭代风险、政策变化、</w:t>
-        <w:br/>
-        <w:t>以及市场竞争加剧等问题。</w:t>
-        <w:br/>
-      </w:r>
-    </w:p>
-    <w:p>
-      <w:r>
-        <w:br/>
-        <w:t>从产业链角度看，云计算 行业主要由上游设备厂商、</w:t>
+        <w:t>从产业链角度看，人工智能 行业主要由上游设备厂商、</w:t>
         <w:br/>
         <w:t>中游平台企业以及下游应用厂商组成。</w:t>
         <w:br/>
-        <w:t>天益信息有限公司 主要位于产业链的 中游 环节。</w:t>
+        <w:t>方正科技传媒有限公司 主要位于产业链的 上游 环节。</w:t>
         <w:br/>
       </w:r>
     </w:p>
@@ -100,7 +78,811 @@
         <w:br/>
         <w:t>华辰资本旗下的 HC AI Innovation Fund 在最近的资产配置会议中</w:t>
         <w:br/>
-        <w:t>讨论了 新能源 行业的投资机会，并对 昊嘉网络有限公司</w:t>
+        <w:t>讨论了 云计算 行业的投资机会，并对 泰麒麟网络有限公司</w:t>
+        <w:br/>
+        <w:t>进行了重点评估。</w:t>
+        <w:br/>
+      </w:r>
+    </w:p>
+    <w:p>
+      <w:r>
+        <w:br/>
+        <w:t>根据内部财务模型测算，创汇传媒有限公司 在未来三年</w:t>
+        <w:br/>
+        <w:t>收入复合增长率预计可达到 21% 左右。</w:t>
+        <w:br/>
+        <w:t>该预测基于行业需求增长以及公司产能扩张计划。</w:t>
+        <w:br/>
+      </w:r>
+    </w:p>
+    <w:p>
+      <w:r>
+        <w:br/>
+        <w:t>风险管理部认为，新能源 行业仍然面临若干</w:t>
+        <w:br/>
+        <w:t>不确定性因素，包括技术迭代风险、政策变化、</w:t>
+        <w:br/>
+        <w:t>以及市场竞争加剧等问题。</w:t>
+        <w:br/>
+      </w:r>
+    </w:p>
+    <w:tbl>
+      <w:tblPr>
+        <w:tblW w:type="auto" w:w="0"/>
+        <w:tblLook w:firstColumn="1" w:firstRow="1" w:lastColumn="0" w:lastRow="0" w:noHBand="0" w:noVBand="1" w:val="04A0"/>
+      </w:tblPr>
+      <w:tblGrid>
+        <w:gridCol w:w="2160"/>
+        <w:gridCol w:w="2160"/>
+        <w:gridCol w:w="2160"/>
+        <w:gridCol w:w="2160"/>
+      </w:tblGrid>
+      <w:tr>
+        <w:tc>
+          <w:tcPr>
+            <w:tcW w:type="dxa" w:w="2160"/>
+          </w:tcPr>
+          <w:p>
+            <w:r>
+              <w:t>公司</w:t>
+            </w:r>
+          </w:p>
+        </w:tc>
+        <w:tc>
+          <w:tcPr>
+            <w:tcW w:type="dxa" w:w="2160"/>
+          </w:tcPr>
+          <w:p>
+            <w:r>
+              <w:t>行业</w:t>
+            </w:r>
+          </w:p>
+        </w:tc>
+        <w:tc>
+          <w:tcPr>
+            <w:tcW w:type="dxa" w:w="2160"/>
+          </w:tcPr>
+          <w:p>
+            <w:r>
+              <w:t>市值</w:t>
+            </w:r>
+          </w:p>
+        </w:tc>
+        <w:tc>
+          <w:tcPr>
+            <w:tcW w:type="dxa" w:w="2160"/>
+          </w:tcPr>
+          <w:p>
+            <w:r>
+              <w:t>增长率</w:t>
+            </w:r>
+          </w:p>
+        </w:tc>
+      </w:tr>
+      <w:tr>
+        <w:tc>
+          <w:tcPr>
+            <w:tcW w:type="dxa" w:w="2160"/>
+          </w:tcPr>
+          <w:p>
+            <w:r>
+              <w:t>佳禾传媒有限公司</w:t>
+            </w:r>
+          </w:p>
+        </w:tc>
+        <w:tc>
+          <w:tcPr>
+            <w:tcW w:type="dxa" w:w="2160"/>
+          </w:tcPr>
+          <w:p>
+            <w:r>
+              <w:t>云计算</w:t>
+            </w:r>
+          </w:p>
+        </w:tc>
+        <w:tc>
+          <w:tcPr>
+            <w:tcW w:type="dxa" w:w="2160"/>
+          </w:tcPr>
+          <w:p>
+            <w:r>
+              <w:t>226亿</w:t>
+            </w:r>
+          </w:p>
+        </w:tc>
+        <w:tc>
+          <w:tcPr>
+            <w:tcW w:type="dxa" w:w="2160"/>
+          </w:tcPr>
+          <w:p>
+            <w:r>
+              <w:t>26%</w:t>
+            </w:r>
+          </w:p>
+        </w:tc>
+      </w:tr>
+      <w:tr>
+        <w:tc>
+          <w:tcPr>
+            <w:tcW w:type="dxa" w:w="2160"/>
+          </w:tcPr>
+          <w:p>
+            <w:r>
+              <w:t>华成育卓科技有限公司</w:t>
+            </w:r>
+          </w:p>
+        </w:tc>
+        <w:tc>
+          <w:tcPr>
+            <w:tcW w:type="dxa" w:w="2160"/>
+          </w:tcPr>
+          <w:p>
+            <w:r>
+              <w:t>医疗科技</w:t>
+            </w:r>
+          </w:p>
+        </w:tc>
+        <w:tc>
+          <w:tcPr>
+            <w:tcW w:type="dxa" w:w="2160"/>
+          </w:tcPr>
+          <w:p>
+            <w:r>
+              <w:t>185亿</w:t>
+            </w:r>
+          </w:p>
+        </w:tc>
+        <w:tc>
+          <w:tcPr>
+            <w:tcW w:type="dxa" w:w="2160"/>
+          </w:tcPr>
+          <w:p>
+            <w:r>
+              <w:t>17%</w:t>
+            </w:r>
+          </w:p>
+        </w:tc>
+      </w:tr>
+      <w:tr>
+        <w:tc>
+          <w:tcPr>
+            <w:tcW w:type="dxa" w:w="2160"/>
+          </w:tcPr>
+          <w:p>
+            <w:r>
+              <w:t>惠派国际公司科技有限公司</w:t>
+            </w:r>
+          </w:p>
+        </w:tc>
+        <w:tc>
+          <w:tcPr>
+            <w:tcW w:type="dxa" w:w="2160"/>
+          </w:tcPr>
+          <w:p>
+            <w:r>
+              <w:t>人工智能</w:t>
+            </w:r>
+          </w:p>
+        </w:tc>
+        <w:tc>
+          <w:tcPr>
+            <w:tcW w:type="dxa" w:w="2160"/>
+          </w:tcPr>
+          <w:p>
+            <w:r>
+              <w:t>516亿</w:t>
+            </w:r>
+          </w:p>
+        </w:tc>
+        <w:tc>
+          <w:tcPr>
+            <w:tcW w:type="dxa" w:w="2160"/>
+          </w:tcPr>
+          <w:p>
+            <w:r>
+              <w:t>10%</w:t>
+            </w:r>
+          </w:p>
+        </w:tc>
+      </w:tr>
+      <w:tr>
+        <w:tc>
+          <w:tcPr>
+            <w:tcW w:type="dxa" w:w="2160"/>
+          </w:tcPr>
+          <w:p>
+            <w:r>
+              <w:t>联通时科传媒有限公司</w:t>
+            </w:r>
+          </w:p>
+        </w:tc>
+        <w:tc>
+          <w:tcPr>
+            <w:tcW w:type="dxa" w:w="2160"/>
+          </w:tcPr>
+          <w:p>
+            <w:r>
+              <w:t>消费科技</w:t>
+            </w:r>
+          </w:p>
+        </w:tc>
+        <w:tc>
+          <w:tcPr>
+            <w:tcW w:type="dxa" w:w="2160"/>
+          </w:tcPr>
+          <w:p>
+            <w:r>
+              <w:t>299亿</w:t>
+            </w:r>
+          </w:p>
+        </w:tc>
+        <w:tc>
+          <w:tcPr>
+            <w:tcW w:type="dxa" w:w="2160"/>
+          </w:tcPr>
+          <w:p>
+            <w:r>
+              <w:t>29%</w:t>
+            </w:r>
+          </w:p>
+        </w:tc>
+      </w:tr>
+      <w:tr>
+        <w:tc>
+          <w:tcPr>
+            <w:tcW w:type="dxa" w:w="2160"/>
+          </w:tcPr>
+          <w:p>
+            <w:r>
+              <w:t>天开科技有限公司</w:t>
+            </w:r>
+          </w:p>
+        </w:tc>
+        <w:tc>
+          <w:tcPr>
+            <w:tcW w:type="dxa" w:w="2160"/>
+          </w:tcPr>
+          <w:p>
+            <w:r>
+              <w:t>消费科技</w:t>
+            </w:r>
+          </w:p>
+        </w:tc>
+        <w:tc>
+          <w:tcPr>
+            <w:tcW w:type="dxa" w:w="2160"/>
+          </w:tcPr>
+          <w:p>
+            <w:r>
+              <w:t>169亿</w:t>
+            </w:r>
+          </w:p>
+        </w:tc>
+        <w:tc>
+          <w:tcPr>
+            <w:tcW w:type="dxa" w:w="2160"/>
+          </w:tcPr>
+          <w:p>
+            <w:r>
+              <w:t>19%</w:t>
+            </w:r>
+          </w:p>
+        </w:tc>
+      </w:tr>
+      <w:tr>
+        <w:tc>
+          <w:tcPr>
+            <w:tcW w:type="dxa" w:w="2160"/>
+          </w:tcPr>
+          <w:p>
+            <w:r>
+              <w:t>天开科技有限公司</w:t>
+            </w:r>
+          </w:p>
+        </w:tc>
+        <w:tc>
+          <w:tcPr>
+            <w:tcW w:type="dxa" w:w="2160"/>
+          </w:tcPr>
+          <w:p>
+            <w:r>
+              <w:t>消费科技</w:t>
+            </w:r>
+          </w:p>
+        </w:tc>
+        <w:tc>
+          <w:tcPr>
+            <w:tcW w:type="dxa" w:w="2160"/>
+          </w:tcPr>
+          <w:p>
+            <w:r>
+              <w:t>562亿</w:t>
+            </w:r>
+          </w:p>
+        </w:tc>
+        <w:tc>
+          <w:tcPr>
+            <w:tcW w:type="dxa" w:w="2160"/>
+          </w:tcPr>
+          <w:p>
+            <w:r>
+              <w:t>7%</w:t>
+            </w:r>
+          </w:p>
+        </w:tc>
+      </w:tr>
+      <w:tr>
+        <w:tc>
+          <w:tcPr>
+            <w:tcW w:type="dxa" w:w="2160"/>
+          </w:tcPr>
+          <w:p>
+            <w:r>
+              <w:t>天开科技有限公司</w:t>
+            </w:r>
+          </w:p>
+        </w:tc>
+        <w:tc>
+          <w:tcPr>
+            <w:tcW w:type="dxa" w:w="2160"/>
+          </w:tcPr>
+          <w:p>
+            <w:r>
+              <w:t>消费科技</w:t>
+            </w:r>
+          </w:p>
+        </w:tc>
+        <w:tc>
+          <w:tcPr>
+            <w:tcW w:type="dxa" w:w="2160"/>
+          </w:tcPr>
+          <w:p>
+            <w:r>
+              <w:t>627亿</w:t>
+            </w:r>
+          </w:p>
+        </w:tc>
+        <w:tc>
+          <w:tcPr>
+            <w:tcW w:type="dxa" w:w="2160"/>
+          </w:tcPr>
+          <w:p>
+            <w:r>
+              <w:t>16%</w:t>
+            </w:r>
+          </w:p>
+        </w:tc>
+      </w:tr>
+      <w:tr>
+        <w:tc>
+          <w:tcPr>
+            <w:tcW w:type="dxa" w:w="2160"/>
+          </w:tcPr>
+          <w:p>
+            <w:r>
+              <w:t>佳禾传媒有限公司</w:t>
+            </w:r>
+          </w:p>
+        </w:tc>
+        <w:tc>
+          <w:tcPr>
+            <w:tcW w:type="dxa" w:w="2160"/>
+          </w:tcPr>
+          <w:p>
+            <w:r>
+              <w:t>云计算</w:t>
+            </w:r>
+          </w:p>
+        </w:tc>
+        <w:tc>
+          <w:tcPr>
+            <w:tcW w:type="dxa" w:w="2160"/>
+          </w:tcPr>
+          <w:p>
+            <w:r>
+              <w:t>449亿</w:t>
+            </w:r>
+          </w:p>
+        </w:tc>
+        <w:tc>
+          <w:tcPr>
+            <w:tcW w:type="dxa" w:w="2160"/>
+          </w:tcPr>
+          <w:p>
+            <w:r>
+              <w:t>6%</w:t>
+            </w:r>
+          </w:p>
+        </w:tc>
+      </w:tr>
+      <w:tr>
+        <w:tc>
+          <w:tcPr>
+            <w:tcW w:type="dxa" w:w="2160"/>
+          </w:tcPr>
+          <w:p>
+            <w:r>
+              <w:t>联软科技有限公司</w:t>
+            </w:r>
+          </w:p>
+        </w:tc>
+        <w:tc>
+          <w:tcPr>
+            <w:tcW w:type="dxa" w:w="2160"/>
+          </w:tcPr>
+          <w:p>
+            <w:r>
+              <w:t>消费科技</w:t>
+            </w:r>
+          </w:p>
+        </w:tc>
+        <w:tc>
+          <w:tcPr>
+            <w:tcW w:type="dxa" w:w="2160"/>
+          </w:tcPr>
+          <w:p>
+            <w:r>
+              <w:t>368亿</w:t>
+            </w:r>
+          </w:p>
+        </w:tc>
+        <w:tc>
+          <w:tcPr>
+            <w:tcW w:type="dxa" w:w="2160"/>
+          </w:tcPr>
+          <w:p>
+            <w:r>
+              <w:t>21%</w:t>
+            </w:r>
+          </w:p>
+        </w:tc>
+      </w:tr>
+      <w:tr>
+        <w:tc>
+          <w:tcPr>
+            <w:tcW w:type="dxa" w:w="2160"/>
+          </w:tcPr>
+          <w:p>
+            <w:r>
+              <w:t>昊嘉科技有限公司</w:t>
+            </w:r>
+          </w:p>
+        </w:tc>
+        <w:tc>
+          <w:tcPr>
+            <w:tcW w:type="dxa" w:w="2160"/>
+          </w:tcPr>
+          <w:p>
+            <w:r>
+              <w:t>医疗科技</w:t>
+            </w:r>
+          </w:p>
+        </w:tc>
+        <w:tc>
+          <w:tcPr>
+            <w:tcW w:type="dxa" w:w="2160"/>
+          </w:tcPr>
+          <w:p>
+            <w:r>
+              <w:t>426亿</w:t>
+            </w:r>
+          </w:p>
+        </w:tc>
+        <w:tc>
+          <w:tcPr>
+            <w:tcW w:type="dxa" w:w="2160"/>
+          </w:tcPr>
+          <w:p>
+            <w:r>
+              <w:t>7%</w:t>
+            </w:r>
+          </w:p>
+        </w:tc>
+      </w:tr>
+      <w:tr>
+        <w:tc>
+          <w:tcPr>
+            <w:tcW w:type="dxa" w:w="2160"/>
+          </w:tcPr>
+          <w:p>
+            <w:r>
+              <w:t>创汇传媒有限公司</w:t>
+            </w:r>
+          </w:p>
+        </w:tc>
+        <w:tc>
+          <w:tcPr>
+            <w:tcW w:type="dxa" w:w="2160"/>
+          </w:tcPr>
+          <w:p>
+            <w:r>
+              <w:t>新能源</w:t>
+            </w:r>
+          </w:p>
+        </w:tc>
+        <w:tc>
+          <w:tcPr>
+            <w:tcW w:type="dxa" w:w="2160"/>
+          </w:tcPr>
+          <w:p>
+            <w:r>
+              <w:t>605亿</w:t>
+            </w:r>
+          </w:p>
+        </w:tc>
+        <w:tc>
+          <w:tcPr>
+            <w:tcW w:type="dxa" w:w="2160"/>
+          </w:tcPr>
+          <w:p>
+            <w:r>
+              <w:t>16%</w:t>
+            </w:r>
+          </w:p>
+        </w:tc>
+      </w:tr>
+      <w:tr>
+        <w:tc>
+          <w:tcPr>
+            <w:tcW w:type="dxa" w:w="2160"/>
+          </w:tcPr>
+          <w:p>
+            <w:r>
+              <w:t>图龙信息传媒有限公司</w:t>
+            </w:r>
+          </w:p>
+        </w:tc>
+        <w:tc>
+          <w:tcPr>
+            <w:tcW w:type="dxa" w:w="2160"/>
+          </w:tcPr>
+          <w:p>
+            <w:r>
+              <w:t>机器人</w:t>
+            </w:r>
+          </w:p>
+        </w:tc>
+        <w:tc>
+          <w:tcPr>
+            <w:tcW w:type="dxa" w:w="2160"/>
+          </w:tcPr>
+          <w:p>
+            <w:r>
+              <w:t>240亿</w:t>
+            </w:r>
+          </w:p>
+        </w:tc>
+        <w:tc>
+          <w:tcPr>
+            <w:tcW w:type="dxa" w:w="2160"/>
+          </w:tcPr>
+          <w:p>
+            <w:r>
+              <w:t>27%</w:t>
+            </w:r>
+          </w:p>
+        </w:tc>
+      </w:tr>
+      <w:tr>
+        <w:tc>
+          <w:tcPr>
+            <w:tcW w:type="dxa" w:w="2160"/>
+          </w:tcPr>
+          <w:p>
+            <w:r>
+              <w:t>飞海科技传媒有限公司</w:t>
+            </w:r>
+          </w:p>
+        </w:tc>
+        <w:tc>
+          <w:tcPr>
+            <w:tcW w:type="dxa" w:w="2160"/>
+          </w:tcPr>
+          <w:p>
+            <w:r>
+              <w:t>消费科技</w:t>
+            </w:r>
+          </w:p>
+        </w:tc>
+        <w:tc>
+          <w:tcPr>
+            <w:tcW w:type="dxa" w:w="2160"/>
+          </w:tcPr>
+          <w:p>
+            <w:r>
+              <w:t>720亿</w:t>
+            </w:r>
+          </w:p>
+        </w:tc>
+        <w:tc>
+          <w:tcPr>
+            <w:tcW w:type="dxa" w:w="2160"/>
+          </w:tcPr>
+          <w:p>
+            <w:r>
+              <w:t>24%</w:t>
+            </w:r>
+          </w:p>
+        </w:tc>
+      </w:tr>
+      <w:tr>
+        <w:tc>
+          <w:tcPr>
+            <w:tcW w:type="dxa" w:w="2160"/>
+          </w:tcPr>
+          <w:p>
+            <w:r>
+              <w:t>飞海科技传媒有限公司</w:t>
+            </w:r>
+          </w:p>
+        </w:tc>
+        <w:tc>
+          <w:tcPr>
+            <w:tcW w:type="dxa" w:w="2160"/>
+          </w:tcPr>
+          <w:p>
+            <w:r>
+              <w:t>消费科技</w:t>
+            </w:r>
+          </w:p>
+        </w:tc>
+        <w:tc>
+          <w:tcPr>
+            <w:tcW w:type="dxa" w:w="2160"/>
+          </w:tcPr>
+          <w:p>
+            <w:r>
+              <w:t>136亿</w:t>
+            </w:r>
+          </w:p>
+        </w:tc>
+        <w:tc>
+          <w:tcPr>
+            <w:tcW w:type="dxa" w:w="2160"/>
+          </w:tcPr>
+          <w:p>
+            <w:r>
+              <w:t>27%</w:t>
+            </w:r>
+          </w:p>
+        </w:tc>
+      </w:tr>
+      <w:tr>
+        <w:tc>
+          <w:tcPr>
+            <w:tcW w:type="dxa" w:w="2160"/>
+          </w:tcPr>
+          <w:p>
+            <w:r>
+              <w:t>方正科技信息有限公司</w:t>
+            </w:r>
+          </w:p>
+        </w:tc>
+        <w:tc>
+          <w:tcPr>
+            <w:tcW w:type="dxa" w:w="2160"/>
+          </w:tcPr>
+          <w:p>
+            <w:r>
+              <w:t>消费科技</w:t>
+            </w:r>
+          </w:p>
+        </w:tc>
+        <w:tc>
+          <w:tcPr>
+            <w:tcW w:type="dxa" w:w="2160"/>
+          </w:tcPr>
+          <w:p>
+            <w:r>
+              <w:t>232亿</w:t>
+            </w:r>
+          </w:p>
+        </w:tc>
+        <w:tc>
+          <w:tcPr>
+            <w:tcW w:type="dxa" w:w="2160"/>
+          </w:tcPr>
+          <w:p>
+            <w:r>
+              <w:t>23%</w:t>
+            </w:r>
+          </w:p>
+        </w:tc>
+      </w:tr>
+    </w:tbl>
+    <w:p>
+      <w:pPr>
+        <w:pStyle w:val="Heading1"/>
+      </w:pPr>
+      <w:r>
+        <w:t>行业分析 2</w:t>
+      </w:r>
+    </w:p>
+    <w:p>
+      <w:r>
+        <w:br/>
+        <w:t>根据内部财务模型测算，华成育卓科技有限公司 在未来三年</w:t>
+        <w:br/>
+        <w:t>收入复合增长率预计可达到 19% 左右。</w:t>
+        <w:br/>
+        <w:t>该预测基于行业需求增长以及公司产能扩张计划。</w:t>
+        <w:br/>
+      </w:r>
+    </w:p>
+    <w:p>
+      <w:r>
+        <w:br/>
+        <w:t>根据内部财务模型测算，佳禾传媒有限公司 在未来三年</w:t>
+        <w:br/>
+        <w:t>收入复合增长率预计可达到 17% 左右。</w:t>
+        <w:br/>
+        <w:t>该预测基于行业需求增长以及公司产能扩张计划。</w:t>
+        <w:br/>
+      </w:r>
+    </w:p>
+    <w:p>
+      <w:r>
+        <w:br/>
+        <w:t>根据内部财务模型测算，方正科技信息有限公司 在未来三年</w:t>
+        <w:br/>
+        <w:t>收入复合增长率预计可达到 13% 左右。</w:t>
+        <w:br/>
+        <w:t>该预测基于行业需求增长以及公司产能扩张计划。</w:t>
+        <w:br/>
+      </w:r>
+    </w:p>
+    <w:p>
+      <w:r>
+        <w:br/>
+        <w:t>九方传媒有限公司 是中国 医疗科技 行业的重要企业之一。</w:t>
+        <w:br/>
+        <w:t>根据华辰资本 投资委员会 的研究，该公司成立于 2014 年，</w:t>
+        <w:br/>
+        <w:t>目前员工规模约 2973 人。公司近年来持续加大研发投入，</w:t>
+        <w:br/>
+        <w:t>在核心技术方面形成了较强的竞争壁垒。</w:t>
+        <w:br/>
+      </w:r>
+    </w:p>
+    <w:p>
+      <w:r>
+        <w:br/>
+        <w:t>根据内部财务模型测算，华成育卓传媒有限公司 在未来三年</w:t>
+        <w:br/>
+        <w:t>收入复合增长率预计可达到 21% 左右。</w:t>
+        <w:br/>
+        <w:t>该预测基于行业需求增长以及公司产能扩张计划。</w:t>
+        <w:br/>
+      </w:r>
+    </w:p>
+    <w:p>
+      <w:r>
+        <w:br/>
+        <w:t>根据内部财务模型测算，方正科技信息有限公司 在未来三年</w:t>
+        <w:br/>
+        <w:t>收入复合增长率预计可达到 16% 左右。</w:t>
+        <w:br/>
+        <w:t>该预测基于行业需求增长以及公司产能扩张计划。</w:t>
+        <w:br/>
+      </w:r>
+    </w:p>
+    <w:p>
+      <w:r>
+        <w:br/>
+        <w:t>从产业链角度看，人工智能 行业主要由上游设备厂商、</w:t>
+        <w:br/>
+        <w:t>中游平台企业以及下游应用厂商组成。</w:t>
+        <w:br/>
+        <w:t>方正科技传媒有限公司 主要位于产业链的 上游 环节。</w:t>
+        <w:br/>
+      </w:r>
+    </w:p>
+    <w:p>
+      <w:r>
+        <w:br/>
+        <w:t>华辰资本旗下的 HC Alpha Growth Fund 在最近的资产配置会议中</w:t>
+        <w:br/>
+        <w:t>讨论了 机器人 行业的投资机会，并对 通际名联网络有限公司</w:t>
         <w:br/>
         <w:t>进行了重点评估。</w:t>
         <w:br/>
@@ -166,37 +948,37 @@
           </w:tcPr>
           <w:p>
             <w:r>
-              <w:t>华远软件信息有限公司</w:t>
-            </w:r>
-          </w:p>
-        </w:tc>
-        <w:tc>
-          <w:tcPr>
-            <w:tcW w:type="dxa" w:w="2160"/>
-          </w:tcPr>
-          <w:p>
-            <w:r>
-              <w:t>半导体</w:t>
-            </w:r>
-          </w:p>
-        </w:tc>
-        <w:tc>
-          <w:tcPr>
-            <w:tcW w:type="dxa" w:w="2160"/>
-          </w:tcPr>
-          <w:p>
-            <w:r>
-              <w:t>404亿</w:t>
-            </w:r>
-          </w:p>
-        </w:tc>
-        <w:tc>
-          <w:tcPr>
-            <w:tcW w:type="dxa" w:w="2160"/>
-          </w:tcPr>
-          <w:p>
-            <w:r>
-              <w:t>20%</w:t>
+              <w:t>富罳网络有限公司</w:t>
+            </w:r>
+          </w:p>
+        </w:tc>
+        <w:tc>
+          <w:tcPr>
+            <w:tcW w:type="dxa" w:w="2160"/>
+          </w:tcPr>
+          <w:p>
+            <w:r>
+              <w:t>新能源</w:t>
+            </w:r>
+          </w:p>
+        </w:tc>
+        <w:tc>
+          <w:tcPr>
+            <w:tcW w:type="dxa" w:w="2160"/>
+          </w:tcPr>
+          <w:p>
+            <w:r>
+              <w:t>564亿</w:t>
+            </w:r>
+          </w:p>
+        </w:tc>
+        <w:tc>
+          <w:tcPr>
+            <w:tcW w:type="dxa" w:w="2160"/>
+          </w:tcPr>
+          <w:p>
+            <w:r>
+              <w:t>26%</w:t>
             </w:r>
           </w:p>
         </w:tc>
@@ -208,37 +990,37 @@
           </w:tcPr>
           <w:p>
             <w:r>
-              <w:t>万迅电脑网络有限公司</w:t>
-            </w:r>
-          </w:p>
-        </w:tc>
-        <w:tc>
-          <w:tcPr>
-            <w:tcW w:type="dxa" w:w="2160"/>
-          </w:tcPr>
-          <w:p>
-            <w:r>
-              <w:t>半导体</w:t>
-            </w:r>
-          </w:p>
-        </w:tc>
-        <w:tc>
-          <w:tcPr>
-            <w:tcW w:type="dxa" w:w="2160"/>
-          </w:tcPr>
-          <w:p>
-            <w:r>
-              <w:t>370亿</w:t>
-            </w:r>
-          </w:p>
-        </w:tc>
-        <w:tc>
-          <w:tcPr>
-            <w:tcW w:type="dxa" w:w="2160"/>
-          </w:tcPr>
-          <w:p>
-            <w:r>
-              <w:t>20%</w:t>
+              <w:t>毕博诚信息有限公司</w:t>
+            </w:r>
+          </w:p>
+        </w:tc>
+        <w:tc>
+          <w:tcPr>
+            <w:tcW w:type="dxa" w:w="2160"/>
+          </w:tcPr>
+          <w:p>
+            <w:r>
+              <w:t>机器人</w:t>
+            </w:r>
+          </w:p>
+        </w:tc>
+        <w:tc>
+          <w:tcPr>
+            <w:tcW w:type="dxa" w:w="2160"/>
+          </w:tcPr>
+          <w:p>
+            <w:r>
+              <w:t>182亿</w:t>
+            </w:r>
+          </w:p>
+        </w:tc>
+        <w:tc>
+          <w:tcPr>
+            <w:tcW w:type="dxa" w:w="2160"/>
+          </w:tcPr>
+          <w:p>
+            <w:r>
+              <w:t>9%</w:t>
             </w:r>
           </w:p>
         </w:tc>
@@ -250,37 +1032,37 @@
           </w:tcPr>
           <w:p>
             <w:r>
-              <w:t>创联世纪科技有限公司</w:t>
-            </w:r>
-          </w:p>
-        </w:tc>
-        <w:tc>
-          <w:tcPr>
-            <w:tcW w:type="dxa" w:w="2160"/>
-          </w:tcPr>
-          <w:p>
-            <w:r>
-              <w:t>医疗科技</w:t>
-            </w:r>
-          </w:p>
-        </w:tc>
-        <w:tc>
-          <w:tcPr>
-            <w:tcW w:type="dxa" w:w="2160"/>
-          </w:tcPr>
-          <w:p>
-            <w:r>
-              <w:t>757亿</w:t>
-            </w:r>
-          </w:p>
-        </w:tc>
-        <w:tc>
-          <w:tcPr>
-            <w:tcW w:type="dxa" w:w="2160"/>
-          </w:tcPr>
-          <w:p>
-            <w:r>
-              <w:t>5%</w:t>
+              <w:t>新格林耐特网络有限公司</w:t>
+            </w:r>
+          </w:p>
+        </w:tc>
+        <w:tc>
+          <w:tcPr>
+            <w:tcW w:type="dxa" w:w="2160"/>
+          </w:tcPr>
+          <w:p>
+            <w:r>
+              <w:t>人工智能</w:t>
+            </w:r>
+          </w:p>
+        </w:tc>
+        <w:tc>
+          <w:tcPr>
+            <w:tcW w:type="dxa" w:w="2160"/>
+          </w:tcPr>
+          <w:p>
+            <w:r>
+              <w:t>625亿</w:t>
+            </w:r>
+          </w:p>
+        </w:tc>
+        <w:tc>
+          <w:tcPr>
+            <w:tcW w:type="dxa" w:w="2160"/>
+          </w:tcPr>
+          <w:p>
+            <w:r>
+              <w:t>30%</w:t>
             </w:r>
           </w:p>
         </w:tc>
@@ -292,37 +1074,37 @@
           </w:tcPr>
           <w:p>
             <w:r>
-              <w:t>精芯信息有限公司</w:t>
-            </w:r>
-          </w:p>
-        </w:tc>
-        <w:tc>
-          <w:tcPr>
-            <w:tcW w:type="dxa" w:w="2160"/>
-          </w:tcPr>
-          <w:p>
-            <w:r>
-              <w:t>消费科技</w:t>
-            </w:r>
-          </w:p>
-        </w:tc>
-        <w:tc>
-          <w:tcPr>
-            <w:tcW w:type="dxa" w:w="2160"/>
-          </w:tcPr>
-          <w:p>
-            <w:r>
-              <w:t>780亿</w:t>
-            </w:r>
-          </w:p>
-        </w:tc>
-        <w:tc>
-          <w:tcPr>
-            <w:tcW w:type="dxa" w:w="2160"/>
-          </w:tcPr>
-          <w:p>
-            <w:r>
-              <w:t>24%</w:t>
+              <w:t>信诚致远科技有限公司</w:t>
+            </w:r>
+          </w:p>
+        </w:tc>
+        <w:tc>
+          <w:tcPr>
+            <w:tcW w:type="dxa" w:w="2160"/>
+          </w:tcPr>
+          <w:p>
+            <w:r>
+              <w:t>云计算</w:t>
+            </w:r>
+          </w:p>
+        </w:tc>
+        <w:tc>
+          <w:tcPr>
+            <w:tcW w:type="dxa" w:w="2160"/>
+          </w:tcPr>
+          <w:p>
+            <w:r>
+              <w:t>690亿</w:t>
+            </w:r>
+          </w:p>
+        </w:tc>
+        <w:tc>
+          <w:tcPr>
+            <w:tcW w:type="dxa" w:w="2160"/>
+          </w:tcPr>
+          <w:p>
+            <w:r>
+              <w:t>8%</w:t>
             </w:r>
           </w:p>
         </w:tc>
@@ -334,37 +1116,37 @@
           </w:tcPr>
           <w:p>
             <w:r>
-              <w:t>东方峻景传媒有限公司</w:t>
-            </w:r>
-          </w:p>
-        </w:tc>
-        <w:tc>
-          <w:tcPr>
-            <w:tcW w:type="dxa" w:w="2160"/>
-          </w:tcPr>
-          <w:p>
-            <w:r>
-              <w:t>新能源</w:t>
-            </w:r>
-          </w:p>
-        </w:tc>
-        <w:tc>
-          <w:tcPr>
-            <w:tcW w:type="dxa" w:w="2160"/>
-          </w:tcPr>
-          <w:p>
-            <w:r>
-              <w:t>151亿</w:t>
-            </w:r>
-          </w:p>
-        </w:tc>
-        <w:tc>
-          <w:tcPr>
-            <w:tcW w:type="dxa" w:w="2160"/>
-          </w:tcPr>
-          <w:p>
-            <w:r>
-              <w:t>27%</w:t>
+              <w:t>信诚致远网络有限公司</w:t>
+            </w:r>
+          </w:p>
+        </w:tc>
+        <w:tc>
+          <w:tcPr>
+            <w:tcW w:type="dxa" w:w="2160"/>
+          </w:tcPr>
+          <w:p>
+            <w:r>
+              <w:t>半导体</w:t>
+            </w:r>
+          </w:p>
+        </w:tc>
+        <w:tc>
+          <w:tcPr>
+            <w:tcW w:type="dxa" w:w="2160"/>
+          </w:tcPr>
+          <w:p>
+            <w:r>
+              <w:t>588亿</w:t>
+            </w:r>
+          </w:p>
+        </w:tc>
+        <w:tc>
+          <w:tcPr>
+            <w:tcW w:type="dxa" w:w="2160"/>
+          </w:tcPr>
+          <w:p>
+            <w:r>
+              <w:t>26%</w:t>
             </w:r>
           </w:p>
         </w:tc>
@@ -376,37 +1158,37 @@
           </w:tcPr>
           <w:p>
             <w:r>
-              <w:t>和泰传媒有限公司</w:t>
-            </w:r>
-          </w:p>
-        </w:tc>
-        <w:tc>
-          <w:tcPr>
-            <w:tcW w:type="dxa" w:w="2160"/>
-          </w:tcPr>
-          <w:p>
-            <w:r>
-              <w:t>消费科技</w:t>
-            </w:r>
-          </w:p>
-        </w:tc>
-        <w:tc>
-          <w:tcPr>
-            <w:tcW w:type="dxa" w:w="2160"/>
-          </w:tcPr>
-          <w:p>
-            <w:r>
-              <w:t>291亿</w:t>
-            </w:r>
-          </w:p>
-        </w:tc>
-        <w:tc>
-          <w:tcPr>
-            <w:tcW w:type="dxa" w:w="2160"/>
-          </w:tcPr>
-          <w:p>
-            <w:r>
-              <w:t>29%</w:t>
+              <w:t>迪摩信息有限公司</w:t>
+            </w:r>
+          </w:p>
+        </w:tc>
+        <w:tc>
+          <w:tcPr>
+            <w:tcW w:type="dxa" w:w="2160"/>
+          </w:tcPr>
+          <w:p>
+            <w:r>
+              <w:t>医疗科技</w:t>
+            </w:r>
+          </w:p>
+        </w:tc>
+        <w:tc>
+          <w:tcPr>
+            <w:tcW w:type="dxa" w:w="2160"/>
+          </w:tcPr>
+          <w:p>
+            <w:r>
+              <w:t>531亿</w:t>
+            </w:r>
+          </w:p>
+        </w:tc>
+        <w:tc>
+          <w:tcPr>
+            <w:tcW w:type="dxa" w:w="2160"/>
+          </w:tcPr>
+          <w:p>
+            <w:r>
+              <w:t>10%</w:t>
             </w:r>
           </w:p>
         </w:tc>
@@ -418,37 +1200,37 @@
           </w:tcPr>
           <w:p>
             <w:r>
-              <w:t>天益信息有限公司</w:t>
-            </w:r>
-          </w:p>
-        </w:tc>
-        <w:tc>
-          <w:tcPr>
-            <w:tcW w:type="dxa" w:w="2160"/>
-          </w:tcPr>
-          <w:p>
-            <w:r>
-              <w:t>云计算</w:t>
-            </w:r>
-          </w:p>
-        </w:tc>
-        <w:tc>
-          <w:tcPr>
-            <w:tcW w:type="dxa" w:w="2160"/>
-          </w:tcPr>
-          <w:p>
-            <w:r>
-              <w:t>747亿</w:t>
-            </w:r>
-          </w:p>
-        </w:tc>
-        <w:tc>
-          <w:tcPr>
-            <w:tcW w:type="dxa" w:w="2160"/>
-          </w:tcPr>
-          <w:p>
-            <w:r>
-              <w:t>21%</w:t>
+              <w:t>图龙信息传媒有限公司</w:t>
+            </w:r>
+          </w:p>
+        </w:tc>
+        <w:tc>
+          <w:tcPr>
+            <w:tcW w:type="dxa" w:w="2160"/>
+          </w:tcPr>
+          <w:p>
+            <w:r>
+              <w:t>机器人</w:t>
+            </w:r>
+          </w:p>
+        </w:tc>
+        <w:tc>
+          <w:tcPr>
+            <w:tcW w:type="dxa" w:w="2160"/>
+          </w:tcPr>
+          <w:p>
+            <w:r>
+              <w:t>762亿</w:t>
+            </w:r>
+          </w:p>
+        </w:tc>
+        <w:tc>
+          <w:tcPr>
+            <w:tcW w:type="dxa" w:w="2160"/>
+          </w:tcPr>
+          <w:p>
+            <w:r>
+              <w:t>27%</w:t>
             </w:r>
           </w:p>
         </w:tc>
@@ -460,37 +1242,37 @@
           </w:tcPr>
           <w:p>
             <w:r>
-              <w:t>鸿睿思博信息有限公司</w:t>
-            </w:r>
-          </w:p>
-        </w:tc>
-        <w:tc>
-          <w:tcPr>
-            <w:tcW w:type="dxa" w:w="2160"/>
-          </w:tcPr>
-          <w:p>
-            <w:r>
-              <w:t>半导体</w:t>
-            </w:r>
-          </w:p>
-        </w:tc>
-        <w:tc>
-          <w:tcPr>
-            <w:tcW w:type="dxa" w:w="2160"/>
-          </w:tcPr>
-          <w:p>
-            <w:r>
-              <w:t>639亿</w:t>
-            </w:r>
-          </w:p>
-        </w:tc>
-        <w:tc>
-          <w:tcPr>
-            <w:tcW w:type="dxa" w:w="2160"/>
-          </w:tcPr>
-          <w:p>
-            <w:r>
-              <w:t>23%</w:t>
+              <w:t>富罳网络有限公司</w:t>
+            </w:r>
+          </w:p>
+        </w:tc>
+        <w:tc>
+          <w:tcPr>
+            <w:tcW w:type="dxa" w:w="2160"/>
+          </w:tcPr>
+          <w:p>
+            <w:r>
+              <w:t>新能源</w:t>
+            </w:r>
+          </w:p>
+        </w:tc>
+        <w:tc>
+          <w:tcPr>
+            <w:tcW w:type="dxa" w:w="2160"/>
+          </w:tcPr>
+          <w:p>
+            <w:r>
+              <w:t>491亿</w:t>
+            </w:r>
+          </w:p>
+        </w:tc>
+        <w:tc>
+          <w:tcPr>
+            <w:tcW w:type="dxa" w:w="2160"/>
+          </w:tcPr>
+          <w:p>
+            <w:r>
+              <w:t>25%</w:t>
             </w:r>
           </w:p>
         </w:tc>
@@ -502,37 +1284,37 @@
           </w:tcPr>
           <w:p>
             <w:r>
-              <w:t>东方峻景网络有限公司</w:t>
-            </w:r>
-          </w:p>
-        </w:tc>
-        <w:tc>
-          <w:tcPr>
-            <w:tcW w:type="dxa" w:w="2160"/>
-          </w:tcPr>
-          <w:p>
-            <w:r>
-              <w:t>机器人</w:t>
-            </w:r>
-          </w:p>
-        </w:tc>
-        <w:tc>
-          <w:tcPr>
-            <w:tcW w:type="dxa" w:w="2160"/>
-          </w:tcPr>
-          <w:p>
-            <w:r>
-              <w:t>557亿</w:t>
-            </w:r>
-          </w:p>
-        </w:tc>
-        <w:tc>
-          <w:tcPr>
-            <w:tcW w:type="dxa" w:w="2160"/>
-          </w:tcPr>
-          <w:p>
-            <w:r>
-              <w:t>25%</w:t>
+              <w:t>戴硕电子网络有限公司</w:t>
+            </w:r>
+          </w:p>
+        </w:tc>
+        <w:tc>
+          <w:tcPr>
+            <w:tcW w:type="dxa" w:w="2160"/>
+          </w:tcPr>
+          <w:p>
+            <w:r>
+              <w:t>新能源</w:t>
+            </w:r>
+          </w:p>
+        </w:tc>
+        <w:tc>
+          <w:tcPr>
+            <w:tcW w:type="dxa" w:w="2160"/>
+          </w:tcPr>
+          <w:p>
+            <w:r>
+              <w:t>113亿</w:t>
+            </w:r>
+          </w:p>
+        </w:tc>
+        <w:tc>
+          <w:tcPr>
+            <w:tcW w:type="dxa" w:w="2160"/>
+          </w:tcPr>
+          <w:p>
+            <w:r>
+              <w:t>21%</w:t>
             </w:r>
           </w:p>
         </w:tc>
@@ -544,37 +1326,37 @@
           </w:tcPr>
           <w:p>
             <w:r>
-              <w:t>创汇传媒有限公司</w:t>
-            </w:r>
-          </w:p>
-        </w:tc>
-        <w:tc>
-          <w:tcPr>
-            <w:tcW w:type="dxa" w:w="2160"/>
-          </w:tcPr>
-          <w:p>
-            <w:r>
-              <w:t>新能源</w:t>
-            </w:r>
-          </w:p>
-        </w:tc>
-        <w:tc>
-          <w:tcPr>
-            <w:tcW w:type="dxa" w:w="2160"/>
-          </w:tcPr>
-          <w:p>
-            <w:r>
-              <w:t>715亿</w:t>
-            </w:r>
-          </w:p>
-        </w:tc>
-        <w:tc>
-          <w:tcPr>
-            <w:tcW w:type="dxa" w:w="2160"/>
-          </w:tcPr>
-          <w:p>
-            <w:r>
-              <w:t>24%</w:t>
+              <w:t>昂歌信息信息有限公司</w:t>
+            </w:r>
+          </w:p>
+        </w:tc>
+        <w:tc>
+          <w:tcPr>
+            <w:tcW w:type="dxa" w:w="2160"/>
+          </w:tcPr>
+          <w:p>
+            <w:r>
+              <w:t>消费科技</w:t>
+            </w:r>
+          </w:p>
+        </w:tc>
+        <w:tc>
+          <w:tcPr>
+            <w:tcW w:type="dxa" w:w="2160"/>
+          </w:tcPr>
+          <w:p>
+            <w:r>
+              <w:t>232亿</w:t>
+            </w:r>
+          </w:p>
+        </w:tc>
+        <w:tc>
+          <w:tcPr>
+            <w:tcW w:type="dxa" w:w="2160"/>
+          </w:tcPr>
+          <w:p>
+            <w:r>
+              <w:t>15%</w:t>
             </w:r>
           </w:p>
         </w:tc>
@@ -586,37 +1368,37 @@
           </w:tcPr>
           <w:p>
             <w:r>
-              <w:t>信诚致远传媒有限公司</w:t>
-            </w:r>
-          </w:p>
-        </w:tc>
-        <w:tc>
-          <w:tcPr>
-            <w:tcW w:type="dxa" w:w="2160"/>
-          </w:tcPr>
-          <w:p>
-            <w:r>
-              <w:t>人工智能</w:t>
-            </w:r>
-          </w:p>
-        </w:tc>
-        <w:tc>
-          <w:tcPr>
-            <w:tcW w:type="dxa" w:w="2160"/>
-          </w:tcPr>
-          <w:p>
-            <w:r>
-              <w:t>126亿</w:t>
-            </w:r>
-          </w:p>
-        </w:tc>
-        <w:tc>
-          <w:tcPr>
-            <w:tcW w:type="dxa" w:w="2160"/>
-          </w:tcPr>
-          <w:p>
-            <w:r>
-              <w:t>16%</w:t>
+              <w:t>昂歌信息信息有限公司</w:t>
+            </w:r>
+          </w:p>
+        </w:tc>
+        <w:tc>
+          <w:tcPr>
+            <w:tcW w:type="dxa" w:w="2160"/>
+          </w:tcPr>
+          <w:p>
+            <w:r>
+              <w:t>消费科技</w:t>
+            </w:r>
+          </w:p>
+        </w:tc>
+        <w:tc>
+          <w:tcPr>
+            <w:tcW w:type="dxa" w:w="2160"/>
+          </w:tcPr>
+          <w:p>
+            <w:r>
+              <w:t>618亿</w:t>
+            </w:r>
+          </w:p>
+        </w:tc>
+        <w:tc>
+          <w:tcPr>
+            <w:tcW w:type="dxa" w:w="2160"/>
+          </w:tcPr>
+          <w:p>
+            <w:r>
+              <w:t>20%</w:t>
             </w:r>
           </w:p>
         </w:tc>
@@ -628,37 +1410,37 @@
           </w:tcPr>
           <w:p>
             <w:r>
-              <w:t>创亿网络有限公司</w:t>
-            </w:r>
-          </w:p>
-        </w:tc>
-        <w:tc>
-          <w:tcPr>
-            <w:tcW w:type="dxa" w:w="2160"/>
-          </w:tcPr>
-          <w:p>
-            <w:r>
-              <w:t>云计算</w:t>
-            </w:r>
-          </w:p>
-        </w:tc>
-        <w:tc>
-          <w:tcPr>
-            <w:tcW w:type="dxa" w:w="2160"/>
-          </w:tcPr>
-          <w:p>
-            <w:r>
-              <w:t>126亿</w:t>
-            </w:r>
-          </w:p>
-        </w:tc>
-        <w:tc>
-          <w:tcPr>
-            <w:tcW w:type="dxa" w:w="2160"/>
-          </w:tcPr>
-          <w:p>
-            <w:r>
-              <w:t>26%</w:t>
+              <w:t>明腾传媒有限公司</w:t>
+            </w:r>
+          </w:p>
+        </w:tc>
+        <w:tc>
+          <w:tcPr>
+            <w:tcW w:type="dxa" w:w="2160"/>
+          </w:tcPr>
+          <w:p>
+            <w:r>
+              <w:t>人工智能</w:t>
+            </w:r>
+          </w:p>
+        </w:tc>
+        <w:tc>
+          <w:tcPr>
+            <w:tcW w:type="dxa" w:w="2160"/>
+          </w:tcPr>
+          <w:p>
+            <w:r>
+              <w:t>671亿</w:t>
+            </w:r>
+          </w:p>
+        </w:tc>
+        <w:tc>
+          <w:tcPr>
+            <w:tcW w:type="dxa" w:w="2160"/>
+          </w:tcPr>
+          <w:p>
+            <w:r>
+              <w:t>19%</w:t>
             </w:r>
           </w:p>
         </w:tc>
@@ -670,37 +1452,37 @@
           </w:tcPr>
           <w:p>
             <w:r>
-              <w:t>浦华众城科技有限公司</w:t>
-            </w:r>
-          </w:p>
-        </w:tc>
-        <w:tc>
-          <w:tcPr>
-            <w:tcW w:type="dxa" w:w="2160"/>
-          </w:tcPr>
-          <w:p>
-            <w:r>
-              <w:t>半导体</w:t>
-            </w:r>
-          </w:p>
-        </w:tc>
-        <w:tc>
-          <w:tcPr>
-            <w:tcW w:type="dxa" w:w="2160"/>
-          </w:tcPr>
-          <w:p>
-            <w:r>
-              <w:t>217亿</w:t>
-            </w:r>
-          </w:p>
-        </w:tc>
-        <w:tc>
-          <w:tcPr>
-            <w:tcW w:type="dxa" w:w="2160"/>
-          </w:tcPr>
-          <w:p>
-            <w:r>
-              <w:t>8%</w:t>
+              <w:t>华成育卓科技有限公司</w:t>
+            </w:r>
+          </w:p>
+        </w:tc>
+        <w:tc>
+          <w:tcPr>
+            <w:tcW w:type="dxa" w:w="2160"/>
+          </w:tcPr>
+          <w:p>
+            <w:r>
+              <w:t>医疗科技</w:t>
+            </w:r>
+          </w:p>
+        </w:tc>
+        <w:tc>
+          <w:tcPr>
+            <w:tcW w:type="dxa" w:w="2160"/>
+          </w:tcPr>
+          <w:p>
+            <w:r>
+              <w:t>141亿</w:t>
+            </w:r>
+          </w:p>
+        </w:tc>
+        <w:tc>
+          <w:tcPr>
+            <w:tcW w:type="dxa" w:w="2160"/>
+          </w:tcPr>
+          <w:p>
+            <w:r>
+              <w:t>23%</w:t>
             </w:r>
           </w:p>
         </w:tc>
@@ -712,37 +1494,37 @@
           </w:tcPr>
           <w:p>
             <w:r>
-              <w:t>鸿睿思博网络有限公司</w:t>
-            </w:r>
-          </w:p>
-        </w:tc>
-        <w:tc>
-          <w:tcPr>
-            <w:tcW w:type="dxa" w:w="2160"/>
-          </w:tcPr>
-          <w:p>
-            <w:r>
-              <w:t>新能源</w:t>
-            </w:r>
-          </w:p>
-        </w:tc>
-        <w:tc>
-          <w:tcPr>
-            <w:tcW w:type="dxa" w:w="2160"/>
-          </w:tcPr>
-          <w:p>
-            <w:r>
-              <w:t>452亿</w:t>
-            </w:r>
-          </w:p>
-        </w:tc>
-        <w:tc>
-          <w:tcPr>
-            <w:tcW w:type="dxa" w:w="2160"/>
-          </w:tcPr>
-          <w:p>
-            <w:r>
-              <w:t>16%</w:t>
+              <w:t>通际名联科技有限公司</w:t>
+            </w:r>
+          </w:p>
+        </w:tc>
+        <w:tc>
+          <w:tcPr>
+            <w:tcW w:type="dxa" w:w="2160"/>
+          </w:tcPr>
+          <w:p>
+            <w:r>
+              <w:t>人工智能</w:t>
+            </w:r>
+          </w:p>
+        </w:tc>
+        <w:tc>
+          <w:tcPr>
+            <w:tcW w:type="dxa" w:w="2160"/>
+          </w:tcPr>
+          <w:p>
+            <w:r>
+              <w:t>521亿</w:t>
+            </w:r>
+          </w:p>
+        </w:tc>
+        <w:tc>
+          <w:tcPr>
+            <w:tcW w:type="dxa" w:w="2160"/>
+          </w:tcPr>
+          <w:p>
+            <w:r>
+              <w:t>21%</w:t>
             </w:r>
           </w:p>
         </w:tc>
@@ -754,37 +1536,37 @@
           </w:tcPr>
           <w:p>
             <w:r>
-              <w:t>鸿睿思博信息有限公司</w:t>
-            </w:r>
-          </w:p>
-        </w:tc>
-        <w:tc>
-          <w:tcPr>
-            <w:tcW w:type="dxa" w:w="2160"/>
-          </w:tcPr>
-          <w:p>
-            <w:r>
-              <w:t>半导体</w:t>
-            </w:r>
-          </w:p>
-        </w:tc>
-        <w:tc>
-          <w:tcPr>
-            <w:tcW w:type="dxa" w:w="2160"/>
-          </w:tcPr>
-          <w:p>
-            <w:r>
-              <w:t>479亿</w:t>
-            </w:r>
-          </w:p>
-        </w:tc>
-        <w:tc>
-          <w:tcPr>
-            <w:tcW w:type="dxa" w:w="2160"/>
-          </w:tcPr>
-          <w:p>
-            <w:r>
-              <w:t>28%</w:t>
+              <w:t>华成育卓传媒有限公司</w:t>
+            </w:r>
+          </w:p>
+        </w:tc>
+        <w:tc>
+          <w:tcPr>
+            <w:tcW w:type="dxa" w:w="2160"/>
+          </w:tcPr>
+          <w:p>
+            <w:r>
+              <w:t>人工智能</w:t>
+            </w:r>
+          </w:p>
+        </w:tc>
+        <w:tc>
+          <w:tcPr>
+            <w:tcW w:type="dxa" w:w="2160"/>
+          </w:tcPr>
+          <w:p>
+            <w:r>
+              <w:t>124亿</w:t>
+            </w:r>
+          </w:p>
+        </w:tc>
+        <w:tc>
+          <w:tcPr>
+            <w:tcW w:type="dxa" w:w="2160"/>
+          </w:tcPr>
+          <w:p>
+            <w:r>
+              <w:t>25%</w:t>
             </w:r>
           </w:p>
         </w:tc>
@@ -795,15 +1577,50 @@
         <w:pStyle w:val="Heading1"/>
       </w:pPr>
       <w:r>
-        <w:t>行业分析 2</w:t>
+        <w:t>行业分析 3</w:t>
       </w:r>
     </w:p>
     <w:p>
       <w:r>
         <w:br/>
-        <w:t>华辰资本旗下的 HC Global Macro Fund 在最近的资产配置会议中</w:t>
+        <w:t>根据内部财务模型测算，浦华众城网络有限公司 在未来三年</w:t>
         <w:br/>
-        <w:t>讨论了 云计算 行业的投资机会，并对 易动力科技有限公司</w:t>
+        <w:t>收入复合增长率预计可达到 26% 左右。</w:t>
+        <w:br/>
+        <w:t>该预测基于行业需求增长以及公司产能扩张计划。</w:t>
+        <w:br/>
+      </w:r>
+    </w:p>
+    <w:p>
+      <w:r>
+        <w:br/>
+        <w:t>从产业链角度看，机器人 行业主要由上游设备厂商、</w:t>
+        <w:br/>
+        <w:t>中游平台企业以及下游应用厂商组成。</w:t>
+        <w:br/>
+        <w:t>图龙信息传媒有限公司 主要位于产业链的 上游 环节。</w:t>
+        <w:br/>
+      </w:r>
+    </w:p>
+    <w:p>
+      <w:r>
+        <w:br/>
+        <w:t>泰麒麟网络有限公司 是中国 云计算 行业的重要企业之一。</w:t>
+        <w:br/>
+        <w:t>根据华辰资本 投资委员会 的研究，该公司成立于 2010 年，</w:t>
+        <w:br/>
+        <w:t>目前员工规模约 4251 人。公司近年来持续加大研发投入，</w:t>
+        <w:br/>
+        <w:t>在核心技术方面形成了较强的竞争壁垒。</w:t>
+        <w:br/>
+      </w:r>
+    </w:p>
+    <w:p>
+      <w:r>
+        <w:br/>
+        <w:t>华辰资本旗下的 HC AI Innovation Fund 在最近的资产配置会议中</w:t>
+        <w:br/>
+        <w:t>讨论了 半导体 行业的投资机会，并对 中建创业科技有限公司</w:t>
         <w:br/>
         <w:t>进行了重点评估。</w:t>
         <w:br/>
@@ -812,55 +1629,11 @@
     <w:p>
       <w:r>
         <w:br/>
-        <w:t>从产业链角度看，医疗科技 行业主要由上游设备厂商、</w:t>
-        <w:br/>
-        <w:t>中游平台企业以及下游应用厂商组成。</w:t>
-        <w:br/>
-        <w:t>创联世纪科技有限公司 主要位于产业链的 上游 环节。</w:t>
-        <w:br/>
-      </w:r>
-    </w:p>
-    <w:p>
-      <w:r>
-        <w:br/>
-        <w:t>根据内部财务模型测算，创亿网络有限公司 在未来三年</w:t>
-        <w:br/>
-        <w:t>收入复合增长率预计可达到 16% 左右。</w:t>
-        <w:br/>
-        <w:t>该预测基于行业需求增长以及公司产能扩张计划。</w:t>
-        <w:br/>
-      </w:r>
-    </w:p>
-    <w:p>
-      <w:r>
-        <w:br/>
-        <w:t>根据内部财务模型测算，昊嘉网络有限公司 在未来三年</w:t>
+        <w:t>根据内部财务模型测算，华成育卓传媒有限公司 在未来三年</w:t>
         <w:br/>
         <w:t>收入复合增长率预计可达到 12% 左右。</w:t>
         <w:br/>
         <w:t>该预测基于行业需求增长以及公司产能扩张计划。</w:t>
-        <w:br/>
-      </w:r>
-    </w:p>
-    <w:p>
-      <w:r>
-        <w:br/>
-        <w:t>从产业链角度看，消费科技 行业主要由上游设备厂商、</w:t>
-        <w:br/>
-        <w:t>中游平台企业以及下游应用厂商组成。</w:t>
-        <w:br/>
-        <w:t>南康网络有限公司 主要位于产业链的 上游 环节。</w:t>
-        <w:br/>
-      </w:r>
-    </w:p>
-    <w:p>
-      <w:r>
-        <w:br/>
-        <w:t>华辰资本旗下的 HC Energy Transition Fund 在最近的资产配置会议中</w:t>
-        <w:br/>
-        <w:t>讨论了 半导体 行业的投资机会，并对 天益科技有限公司</w:t>
-        <w:br/>
-        <w:t>进行了重点评估。</w:t>
         <w:br/>
       </w:r>
     </w:p>
@@ -878,11 +1651,22 @@
     <w:p>
       <w:r>
         <w:br/>
-        <w:t>从产业链角度看，医疗科技 行业主要由上游设备厂商、</w:t>
+        <w:t>根据内部财务模型测算，九方传媒有限公司 在未来三年</w:t>
         <w:br/>
-        <w:t>中游平台企业以及下游应用厂商组成。</w:t>
+        <w:t>收入复合增长率预计可达到 20% 左右。</w:t>
         <w:br/>
-        <w:t>创联世纪科技有限公司 主要位于产业链的 上游 环节。</w:t>
+        <w:t>该预测基于行业需求增长以及公司产能扩张计划。</w:t>
+        <w:br/>
+      </w:r>
+    </w:p>
+    <w:p>
+      <w:r>
+        <w:br/>
+        <w:t>风险管理部认为，云计算 行业仍然面临若干</w:t>
+        <w:br/>
+        <w:t>不确定性因素，包括技术迭代风险、政策变化、</w:t>
+        <w:br/>
+        <w:t>以及市场竞争加剧等问题。</w:t>
         <w:br/>
       </w:r>
     </w:p>
@@ -946,37 +1730,37 @@
           </w:tcPr>
           <w:p>
             <w:r>
-              <w:t>兰金电子网络有限公司</w:t>
-            </w:r>
-          </w:p>
-        </w:tc>
-        <w:tc>
-          <w:tcPr>
-            <w:tcW w:type="dxa" w:w="2160"/>
-          </w:tcPr>
-          <w:p>
-            <w:r>
-              <w:t>消费科技</w:t>
-            </w:r>
-          </w:p>
-        </w:tc>
-        <w:tc>
-          <w:tcPr>
-            <w:tcW w:type="dxa" w:w="2160"/>
-          </w:tcPr>
-          <w:p>
-            <w:r>
-              <w:t>431亿</w:t>
-            </w:r>
-          </w:p>
-        </w:tc>
-        <w:tc>
-          <w:tcPr>
-            <w:tcW w:type="dxa" w:w="2160"/>
-          </w:tcPr>
-          <w:p>
-            <w:r>
-              <w:t>17%</w:t>
+              <w:t>泰麒麟网络有限公司</w:t>
+            </w:r>
+          </w:p>
+        </w:tc>
+        <w:tc>
+          <w:tcPr>
+            <w:tcW w:type="dxa" w:w="2160"/>
+          </w:tcPr>
+          <w:p>
+            <w:r>
+              <w:t>云计算</w:t>
+            </w:r>
+          </w:p>
+        </w:tc>
+        <w:tc>
+          <w:tcPr>
+            <w:tcW w:type="dxa" w:w="2160"/>
+          </w:tcPr>
+          <w:p>
+            <w:r>
+              <w:t>345亿</w:t>
+            </w:r>
+          </w:p>
+        </w:tc>
+        <w:tc>
+          <w:tcPr>
+            <w:tcW w:type="dxa" w:w="2160"/>
+          </w:tcPr>
+          <w:p>
+            <w:r>
+              <w:t>28%</w:t>
             </w:r>
           </w:p>
         </w:tc>
@@ -988,37 +1772,37 @@
           </w:tcPr>
           <w:p>
             <w:r>
-              <w:t>快讯网络有限公司</w:t>
-            </w:r>
-          </w:p>
-        </w:tc>
-        <w:tc>
-          <w:tcPr>
-            <w:tcW w:type="dxa" w:w="2160"/>
-          </w:tcPr>
-          <w:p>
-            <w:r>
-              <w:t>新能源</w:t>
-            </w:r>
-          </w:p>
-        </w:tc>
-        <w:tc>
-          <w:tcPr>
-            <w:tcW w:type="dxa" w:w="2160"/>
-          </w:tcPr>
-          <w:p>
-            <w:r>
-              <w:t>771亿</w:t>
-            </w:r>
-          </w:p>
-        </w:tc>
-        <w:tc>
-          <w:tcPr>
-            <w:tcW w:type="dxa" w:w="2160"/>
-          </w:tcPr>
-          <w:p>
-            <w:r>
-              <w:t>16%</w:t>
+              <w:t>华成育卓传媒有限公司</w:t>
+            </w:r>
+          </w:p>
+        </w:tc>
+        <w:tc>
+          <w:tcPr>
+            <w:tcW w:type="dxa" w:w="2160"/>
+          </w:tcPr>
+          <w:p>
+            <w:r>
+              <w:t>人工智能</w:t>
+            </w:r>
+          </w:p>
+        </w:tc>
+        <w:tc>
+          <w:tcPr>
+            <w:tcW w:type="dxa" w:w="2160"/>
+          </w:tcPr>
+          <w:p>
+            <w:r>
+              <w:t>703亿</w:t>
+            </w:r>
+          </w:p>
+        </w:tc>
+        <w:tc>
+          <w:tcPr>
+            <w:tcW w:type="dxa" w:w="2160"/>
+          </w:tcPr>
+          <w:p>
+            <w:r>
+              <w:t>25%</w:t>
             </w:r>
           </w:p>
         </w:tc>
@@ -1030,37 +1814,37 @@
           </w:tcPr>
           <w:p>
             <w:r>
-              <w:t>易动力科技有限公司</w:t>
-            </w:r>
-          </w:p>
-        </w:tc>
-        <w:tc>
-          <w:tcPr>
-            <w:tcW w:type="dxa" w:w="2160"/>
-          </w:tcPr>
-          <w:p>
-            <w:r>
-              <w:t>云计算</w:t>
-            </w:r>
-          </w:p>
-        </w:tc>
-        <w:tc>
-          <w:tcPr>
-            <w:tcW w:type="dxa" w:w="2160"/>
-          </w:tcPr>
-          <w:p>
-            <w:r>
-              <w:t>261亿</w:t>
-            </w:r>
-          </w:p>
-        </w:tc>
-        <w:tc>
-          <w:tcPr>
-            <w:tcW w:type="dxa" w:w="2160"/>
-          </w:tcPr>
-          <w:p>
-            <w:r>
-              <w:t>30%</w:t>
+              <w:t>联软科技有限公司</w:t>
+            </w:r>
+          </w:p>
+        </w:tc>
+        <w:tc>
+          <w:tcPr>
+            <w:tcW w:type="dxa" w:w="2160"/>
+          </w:tcPr>
+          <w:p>
+            <w:r>
+              <w:t>消费科技</w:t>
+            </w:r>
+          </w:p>
+        </w:tc>
+        <w:tc>
+          <w:tcPr>
+            <w:tcW w:type="dxa" w:w="2160"/>
+          </w:tcPr>
+          <w:p>
+            <w:r>
+              <w:t>439亿</w:t>
+            </w:r>
+          </w:p>
+        </w:tc>
+        <w:tc>
+          <w:tcPr>
+            <w:tcW w:type="dxa" w:w="2160"/>
+          </w:tcPr>
+          <w:p>
+            <w:r>
+              <w:t>25%</w:t>
             </w:r>
           </w:p>
         </w:tc>
@@ -1072,37 +1856,37 @@
           </w:tcPr>
           <w:p>
             <w:r>
-              <w:t>佳禾科技有限公司</w:t>
-            </w:r>
-          </w:p>
-        </w:tc>
-        <w:tc>
-          <w:tcPr>
-            <w:tcW w:type="dxa" w:w="2160"/>
-          </w:tcPr>
-          <w:p>
-            <w:r>
-              <w:t>半导体</w:t>
-            </w:r>
-          </w:p>
-        </w:tc>
-        <w:tc>
-          <w:tcPr>
-            <w:tcW w:type="dxa" w:w="2160"/>
-          </w:tcPr>
-          <w:p>
-            <w:r>
-              <w:t>367亿</w:t>
-            </w:r>
-          </w:p>
-        </w:tc>
-        <w:tc>
-          <w:tcPr>
-            <w:tcW w:type="dxa" w:w="2160"/>
-          </w:tcPr>
-          <w:p>
-            <w:r>
-              <w:t>15%</w:t>
+              <w:t>昊嘉科技有限公司</w:t>
+            </w:r>
+          </w:p>
+        </w:tc>
+        <w:tc>
+          <w:tcPr>
+            <w:tcW w:type="dxa" w:w="2160"/>
+          </w:tcPr>
+          <w:p>
+            <w:r>
+              <w:t>医疗科技</w:t>
+            </w:r>
+          </w:p>
+        </w:tc>
+        <w:tc>
+          <w:tcPr>
+            <w:tcW w:type="dxa" w:w="2160"/>
+          </w:tcPr>
+          <w:p>
+            <w:r>
+              <w:t>209亿</w:t>
+            </w:r>
+          </w:p>
+        </w:tc>
+        <w:tc>
+          <w:tcPr>
+            <w:tcW w:type="dxa" w:w="2160"/>
+          </w:tcPr>
+          <w:p>
+            <w:r>
+              <w:t>6%</w:t>
             </w:r>
           </w:p>
         </w:tc>
@@ -1114,37 +1898,37 @@
           </w:tcPr>
           <w:p>
             <w:r>
-              <w:t>济南亿次元网络有限公司</w:t>
-            </w:r>
-          </w:p>
-        </w:tc>
-        <w:tc>
-          <w:tcPr>
-            <w:tcW w:type="dxa" w:w="2160"/>
-          </w:tcPr>
-          <w:p>
-            <w:r>
-              <w:t>机器人</w:t>
-            </w:r>
-          </w:p>
-        </w:tc>
-        <w:tc>
-          <w:tcPr>
-            <w:tcW w:type="dxa" w:w="2160"/>
-          </w:tcPr>
-          <w:p>
-            <w:r>
-              <w:t>192亿</w:t>
-            </w:r>
-          </w:p>
-        </w:tc>
-        <w:tc>
-          <w:tcPr>
-            <w:tcW w:type="dxa" w:w="2160"/>
-          </w:tcPr>
-          <w:p>
-            <w:r>
-              <w:t>10%</w:t>
+              <w:t>迪摩信息有限公司</w:t>
+            </w:r>
+          </w:p>
+        </w:tc>
+        <w:tc>
+          <w:tcPr>
+            <w:tcW w:type="dxa" w:w="2160"/>
+          </w:tcPr>
+          <w:p>
+            <w:r>
+              <w:t>医疗科技</w:t>
+            </w:r>
+          </w:p>
+        </w:tc>
+        <w:tc>
+          <w:tcPr>
+            <w:tcW w:type="dxa" w:w="2160"/>
+          </w:tcPr>
+          <w:p>
+            <w:r>
+              <w:t>165亿</w:t>
+            </w:r>
+          </w:p>
+        </w:tc>
+        <w:tc>
+          <w:tcPr>
+            <w:tcW w:type="dxa" w:w="2160"/>
+          </w:tcPr>
+          <w:p>
+            <w:r>
+              <w:t>9%</w:t>
             </w:r>
           </w:p>
         </w:tc>
@@ -1156,37 +1940,37 @@
           </w:tcPr>
           <w:p>
             <w:r>
-              <w:t>迪摩科技有限公司</w:t>
-            </w:r>
-          </w:p>
-        </w:tc>
-        <w:tc>
-          <w:tcPr>
-            <w:tcW w:type="dxa" w:w="2160"/>
-          </w:tcPr>
-          <w:p>
-            <w:r>
-              <w:t>人工智能</w:t>
-            </w:r>
-          </w:p>
-        </w:tc>
-        <w:tc>
-          <w:tcPr>
-            <w:tcW w:type="dxa" w:w="2160"/>
-          </w:tcPr>
-          <w:p>
-            <w:r>
-              <w:t>698亿</w:t>
-            </w:r>
-          </w:p>
-        </w:tc>
-        <w:tc>
-          <w:tcPr>
-            <w:tcW w:type="dxa" w:w="2160"/>
-          </w:tcPr>
-          <w:p>
-            <w:r>
-              <w:t>28%</w:t>
+              <w:t>华成育卓科技有限公司</w:t>
+            </w:r>
+          </w:p>
+        </w:tc>
+        <w:tc>
+          <w:tcPr>
+            <w:tcW w:type="dxa" w:w="2160"/>
+          </w:tcPr>
+          <w:p>
+            <w:r>
+              <w:t>医疗科技</w:t>
+            </w:r>
+          </w:p>
+        </w:tc>
+        <w:tc>
+          <w:tcPr>
+            <w:tcW w:type="dxa" w:w="2160"/>
+          </w:tcPr>
+          <w:p>
+            <w:r>
+              <w:t>246亿</w:t>
+            </w:r>
+          </w:p>
+        </w:tc>
+        <w:tc>
+          <w:tcPr>
+            <w:tcW w:type="dxa" w:w="2160"/>
+          </w:tcPr>
+          <w:p>
+            <w:r>
+              <w:t>29%</w:t>
             </w:r>
           </w:p>
         </w:tc>
@@ -1198,37 +1982,37 @@
           </w:tcPr>
           <w:p>
             <w:r>
-              <w:t>创亿网络有限公司</w:t>
-            </w:r>
-          </w:p>
-        </w:tc>
-        <w:tc>
-          <w:tcPr>
-            <w:tcW w:type="dxa" w:w="2160"/>
-          </w:tcPr>
-          <w:p>
-            <w:r>
-              <w:t>云计算</w:t>
-            </w:r>
-          </w:p>
-        </w:tc>
-        <w:tc>
-          <w:tcPr>
-            <w:tcW w:type="dxa" w:w="2160"/>
-          </w:tcPr>
-          <w:p>
-            <w:r>
-              <w:t>700亿</w:t>
-            </w:r>
-          </w:p>
-        </w:tc>
-        <w:tc>
-          <w:tcPr>
-            <w:tcW w:type="dxa" w:w="2160"/>
-          </w:tcPr>
-          <w:p>
-            <w:r>
-              <w:t>14%</w:t>
+              <w:t>华泰通安网络有限公司</w:t>
+            </w:r>
+          </w:p>
+        </w:tc>
+        <w:tc>
+          <w:tcPr>
+            <w:tcW w:type="dxa" w:w="2160"/>
+          </w:tcPr>
+          <w:p>
+            <w:r>
+              <w:t>半导体</w:t>
+            </w:r>
+          </w:p>
+        </w:tc>
+        <w:tc>
+          <w:tcPr>
+            <w:tcW w:type="dxa" w:w="2160"/>
+          </w:tcPr>
+          <w:p>
+            <w:r>
+              <w:t>463亿</w:t>
+            </w:r>
+          </w:p>
+        </w:tc>
+        <w:tc>
+          <w:tcPr>
+            <w:tcW w:type="dxa" w:w="2160"/>
+          </w:tcPr>
+          <w:p>
+            <w:r>
+              <w:t>28%</w:t>
             </w:r>
           </w:p>
         </w:tc>
@@ -1240,37 +2024,37 @@
           </w:tcPr>
           <w:p>
             <w:r>
-              <w:t>浦华众城科技有限公司</w:t>
-            </w:r>
-          </w:p>
-        </w:tc>
-        <w:tc>
-          <w:tcPr>
-            <w:tcW w:type="dxa" w:w="2160"/>
-          </w:tcPr>
-          <w:p>
-            <w:r>
-              <w:t>半导体</w:t>
-            </w:r>
-          </w:p>
-        </w:tc>
-        <w:tc>
-          <w:tcPr>
-            <w:tcW w:type="dxa" w:w="2160"/>
-          </w:tcPr>
-          <w:p>
-            <w:r>
-              <w:t>713亿</w:t>
-            </w:r>
-          </w:p>
-        </w:tc>
-        <w:tc>
-          <w:tcPr>
-            <w:tcW w:type="dxa" w:w="2160"/>
-          </w:tcPr>
-          <w:p>
-            <w:r>
-              <w:t>14%</w:t>
+              <w:t>毕博诚信息有限公司</w:t>
+            </w:r>
+          </w:p>
+        </w:tc>
+        <w:tc>
+          <w:tcPr>
+            <w:tcW w:type="dxa" w:w="2160"/>
+          </w:tcPr>
+          <w:p>
+            <w:r>
+              <w:t>机器人</w:t>
+            </w:r>
+          </w:p>
+        </w:tc>
+        <w:tc>
+          <w:tcPr>
+            <w:tcW w:type="dxa" w:w="2160"/>
+          </w:tcPr>
+          <w:p>
+            <w:r>
+              <w:t>470亿</w:t>
+            </w:r>
+          </w:p>
+        </w:tc>
+        <w:tc>
+          <w:tcPr>
+            <w:tcW w:type="dxa" w:w="2160"/>
+          </w:tcPr>
+          <w:p>
+            <w:r>
+              <w:t>19%</w:t>
             </w:r>
           </w:p>
         </w:tc>
@@ -1282,37 +2066,37 @@
           </w:tcPr>
           <w:p>
             <w:r>
-              <w:t>迪摩科技有限公司</w:t>
-            </w:r>
-          </w:p>
-        </w:tc>
-        <w:tc>
-          <w:tcPr>
-            <w:tcW w:type="dxa" w:w="2160"/>
-          </w:tcPr>
-          <w:p>
-            <w:r>
-              <w:t>人工智能</w:t>
-            </w:r>
-          </w:p>
-        </w:tc>
-        <w:tc>
-          <w:tcPr>
-            <w:tcW w:type="dxa" w:w="2160"/>
-          </w:tcPr>
-          <w:p>
-            <w:r>
-              <w:t>740亿</w:t>
-            </w:r>
-          </w:p>
-        </w:tc>
-        <w:tc>
-          <w:tcPr>
-            <w:tcW w:type="dxa" w:w="2160"/>
-          </w:tcPr>
-          <w:p>
-            <w:r>
-              <w:t>11%</w:t>
+              <w:t>中建创业科技有限公司</w:t>
+            </w:r>
+          </w:p>
+        </w:tc>
+        <w:tc>
+          <w:tcPr>
+            <w:tcW w:type="dxa" w:w="2160"/>
+          </w:tcPr>
+          <w:p>
+            <w:r>
+              <w:t>半导体</w:t>
+            </w:r>
+          </w:p>
+        </w:tc>
+        <w:tc>
+          <w:tcPr>
+            <w:tcW w:type="dxa" w:w="2160"/>
+          </w:tcPr>
+          <w:p>
+            <w:r>
+              <w:t>283亿</w:t>
+            </w:r>
+          </w:p>
+        </w:tc>
+        <w:tc>
+          <w:tcPr>
+            <w:tcW w:type="dxa" w:w="2160"/>
+          </w:tcPr>
+          <w:p>
+            <w:r>
+              <w:t>30%</w:t>
             </w:r>
           </w:p>
         </w:tc>
@@ -1324,37 +2108,37 @@
           </w:tcPr>
           <w:p>
             <w:r>
-              <w:t>快讯网络有限公司</w:t>
-            </w:r>
-          </w:p>
-        </w:tc>
-        <w:tc>
-          <w:tcPr>
-            <w:tcW w:type="dxa" w:w="2160"/>
-          </w:tcPr>
-          <w:p>
-            <w:r>
-              <w:t>新能源</w:t>
-            </w:r>
-          </w:p>
-        </w:tc>
-        <w:tc>
-          <w:tcPr>
-            <w:tcW w:type="dxa" w:w="2160"/>
-          </w:tcPr>
-          <w:p>
-            <w:r>
-              <w:t>214亿</w:t>
-            </w:r>
-          </w:p>
-        </w:tc>
-        <w:tc>
-          <w:tcPr>
-            <w:tcW w:type="dxa" w:w="2160"/>
-          </w:tcPr>
-          <w:p>
-            <w:r>
-              <w:t>14%</w:t>
+              <w:t>华成育卓传媒有限公司</w:t>
+            </w:r>
+          </w:p>
+        </w:tc>
+        <w:tc>
+          <w:tcPr>
+            <w:tcW w:type="dxa" w:w="2160"/>
+          </w:tcPr>
+          <w:p>
+            <w:r>
+              <w:t>人工智能</w:t>
+            </w:r>
+          </w:p>
+        </w:tc>
+        <w:tc>
+          <w:tcPr>
+            <w:tcW w:type="dxa" w:w="2160"/>
+          </w:tcPr>
+          <w:p>
+            <w:r>
+              <w:t>241亿</w:t>
+            </w:r>
+          </w:p>
+        </w:tc>
+        <w:tc>
+          <w:tcPr>
+            <w:tcW w:type="dxa" w:w="2160"/>
+          </w:tcPr>
+          <w:p>
+            <w:r>
+              <w:t>18%</w:t>
             </w:r>
           </w:p>
         </w:tc>
@@ -1366,37 +2150,37 @@
           </w:tcPr>
           <w:p>
             <w:r>
-              <w:t>艾提科信科技有限公司</w:t>
-            </w:r>
-          </w:p>
-        </w:tc>
-        <w:tc>
-          <w:tcPr>
-            <w:tcW w:type="dxa" w:w="2160"/>
-          </w:tcPr>
-          <w:p>
-            <w:r>
-              <w:t>机器人</w:t>
-            </w:r>
-          </w:p>
-        </w:tc>
-        <w:tc>
-          <w:tcPr>
-            <w:tcW w:type="dxa" w:w="2160"/>
-          </w:tcPr>
-          <w:p>
-            <w:r>
-              <w:t>543亿</w:t>
-            </w:r>
-          </w:p>
-        </w:tc>
-        <w:tc>
-          <w:tcPr>
-            <w:tcW w:type="dxa" w:w="2160"/>
-          </w:tcPr>
-          <w:p>
-            <w:r>
-              <w:t>27%</w:t>
+              <w:t>信诚致远科技有限公司</w:t>
+            </w:r>
+          </w:p>
+        </w:tc>
+        <w:tc>
+          <w:tcPr>
+            <w:tcW w:type="dxa" w:w="2160"/>
+          </w:tcPr>
+          <w:p>
+            <w:r>
+              <w:t>云计算</w:t>
+            </w:r>
+          </w:p>
+        </w:tc>
+        <w:tc>
+          <w:tcPr>
+            <w:tcW w:type="dxa" w:w="2160"/>
+          </w:tcPr>
+          <w:p>
+            <w:r>
+              <w:t>749亿</w:t>
+            </w:r>
+          </w:p>
+        </w:tc>
+        <w:tc>
+          <w:tcPr>
+            <w:tcW w:type="dxa" w:w="2160"/>
+          </w:tcPr>
+          <w:p>
+            <w:r>
+              <w:t>12%</w:t>
             </w:r>
           </w:p>
         </w:tc>
@@ -1408,37 +2192,37 @@
           </w:tcPr>
           <w:p>
             <w:r>
-              <w:t>天益信息有限公司</w:t>
-            </w:r>
-          </w:p>
-        </w:tc>
-        <w:tc>
-          <w:tcPr>
-            <w:tcW w:type="dxa" w:w="2160"/>
-          </w:tcPr>
-          <w:p>
-            <w:r>
-              <w:t>云计算</w:t>
-            </w:r>
-          </w:p>
-        </w:tc>
-        <w:tc>
-          <w:tcPr>
-            <w:tcW w:type="dxa" w:w="2160"/>
-          </w:tcPr>
-          <w:p>
-            <w:r>
-              <w:t>775亿</w:t>
-            </w:r>
-          </w:p>
-        </w:tc>
-        <w:tc>
-          <w:tcPr>
-            <w:tcW w:type="dxa" w:w="2160"/>
-          </w:tcPr>
-          <w:p>
-            <w:r>
-              <w:t>13%</w:t>
+              <w:t>恩悌网络有限公司</w:t>
+            </w:r>
+          </w:p>
+        </w:tc>
+        <w:tc>
+          <w:tcPr>
+            <w:tcW w:type="dxa" w:w="2160"/>
+          </w:tcPr>
+          <w:p>
+            <w:r>
+              <w:t>新能源</w:t>
+            </w:r>
+          </w:p>
+        </w:tc>
+        <w:tc>
+          <w:tcPr>
+            <w:tcW w:type="dxa" w:w="2160"/>
+          </w:tcPr>
+          <w:p>
+            <w:r>
+              <w:t>130亿</w:t>
+            </w:r>
+          </w:p>
+        </w:tc>
+        <w:tc>
+          <w:tcPr>
+            <w:tcW w:type="dxa" w:w="2160"/>
+          </w:tcPr>
+          <w:p>
+            <w:r>
+              <w:t>11%</w:t>
             </w:r>
           </w:p>
         </w:tc>
@@ -1450,27 +2234,27 @@
           </w:tcPr>
           <w:p>
             <w:r>
-              <w:t>富罳信息有限公司</w:t>
-            </w:r>
-          </w:p>
-        </w:tc>
-        <w:tc>
-          <w:tcPr>
-            <w:tcW w:type="dxa" w:w="2160"/>
-          </w:tcPr>
-          <w:p>
-            <w:r>
-              <w:t>医疗科技</w:t>
-            </w:r>
-          </w:p>
-        </w:tc>
-        <w:tc>
-          <w:tcPr>
-            <w:tcW w:type="dxa" w:w="2160"/>
-          </w:tcPr>
-          <w:p>
-            <w:r>
-              <w:t>299亿</w:t>
+              <w:t>飞海科技传媒有限公司</w:t>
+            </w:r>
+          </w:p>
+        </w:tc>
+        <w:tc>
+          <w:tcPr>
+            <w:tcW w:type="dxa" w:w="2160"/>
+          </w:tcPr>
+          <w:p>
+            <w:r>
+              <w:t>消费科技</w:t>
+            </w:r>
+          </w:p>
+        </w:tc>
+        <w:tc>
+          <w:tcPr>
+            <w:tcW w:type="dxa" w:w="2160"/>
+          </w:tcPr>
+          <w:p>
+            <w:r>
+              <w:t>368亿</w:t>
             </w:r>
           </w:p>
         </w:tc>
@@ -1492,37 +2276,37 @@
           </w:tcPr>
           <w:p>
             <w:r>
-              <w:t>南康网络有限公司</w:t>
-            </w:r>
-          </w:p>
-        </w:tc>
-        <w:tc>
-          <w:tcPr>
-            <w:tcW w:type="dxa" w:w="2160"/>
-          </w:tcPr>
-          <w:p>
-            <w:r>
-              <w:t>消费科技</w:t>
-            </w:r>
-          </w:p>
-        </w:tc>
-        <w:tc>
-          <w:tcPr>
-            <w:tcW w:type="dxa" w:w="2160"/>
-          </w:tcPr>
-          <w:p>
-            <w:r>
-              <w:t>793亿</w:t>
-            </w:r>
-          </w:p>
-        </w:tc>
-        <w:tc>
-          <w:tcPr>
-            <w:tcW w:type="dxa" w:w="2160"/>
-          </w:tcPr>
-          <w:p>
-            <w:r>
-              <w:t>21%</w:t>
+              <w:t>浦华众城网络有限公司</w:t>
+            </w:r>
+          </w:p>
+        </w:tc>
+        <w:tc>
+          <w:tcPr>
+            <w:tcW w:type="dxa" w:w="2160"/>
+          </w:tcPr>
+          <w:p>
+            <w:r>
+              <w:t>新能源</w:t>
+            </w:r>
+          </w:p>
+        </w:tc>
+        <w:tc>
+          <w:tcPr>
+            <w:tcW w:type="dxa" w:w="2160"/>
+          </w:tcPr>
+          <w:p>
+            <w:r>
+              <w:t>205亿</w:t>
+            </w:r>
+          </w:p>
+        </w:tc>
+        <w:tc>
+          <w:tcPr>
+            <w:tcW w:type="dxa" w:w="2160"/>
+          </w:tcPr>
+          <w:p>
+            <w:r>
+              <w:t>5%</w:t>
             </w:r>
           </w:p>
         </w:tc>
@@ -1534,37 +2318,37 @@
           </w:tcPr>
           <w:p>
             <w:r>
-              <w:t>精芯信息有限公司</w:t>
-            </w:r>
-          </w:p>
-        </w:tc>
-        <w:tc>
-          <w:tcPr>
-            <w:tcW w:type="dxa" w:w="2160"/>
-          </w:tcPr>
-          <w:p>
-            <w:r>
-              <w:t>消费科技</w:t>
-            </w:r>
-          </w:p>
-        </w:tc>
-        <w:tc>
-          <w:tcPr>
-            <w:tcW w:type="dxa" w:w="2160"/>
-          </w:tcPr>
-          <w:p>
-            <w:r>
-              <w:t>325亿</w:t>
-            </w:r>
-          </w:p>
-        </w:tc>
-        <w:tc>
-          <w:tcPr>
-            <w:tcW w:type="dxa" w:w="2160"/>
-          </w:tcPr>
-          <w:p>
-            <w:r>
-              <w:t>18%</w:t>
+              <w:t>雨林木风计算机科技有限公司</w:t>
+            </w:r>
+          </w:p>
+        </w:tc>
+        <w:tc>
+          <w:tcPr>
+            <w:tcW w:type="dxa" w:w="2160"/>
+          </w:tcPr>
+          <w:p>
+            <w:r>
+              <w:t>半导体</w:t>
+            </w:r>
+          </w:p>
+        </w:tc>
+        <w:tc>
+          <w:tcPr>
+            <w:tcW w:type="dxa" w:w="2160"/>
+          </w:tcPr>
+          <w:p>
+            <w:r>
+              <w:t>279亿</w:t>
+            </w:r>
+          </w:p>
+        </w:tc>
+        <w:tc>
+          <w:tcPr>
+            <w:tcW w:type="dxa" w:w="2160"/>
+          </w:tcPr>
+          <w:p>
+            <w:r>
+              <w:t>27%</w:t>
             </w:r>
           </w:p>
         </w:tc>
@@ -1575,13 +2359,48 @@
         <w:pStyle w:val="Heading1"/>
       </w:pPr>
       <w:r>
-        <w:t>行业分析 3</w:t>
+        <w:t>行业分析 4</w:t>
       </w:r>
     </w:p>
     <w:p>
       <w:r>
         <w:br/>
-        <w:t>风险管理部认为，云计算 行业仍然面临若干</w:t>
+        <w:t>戴硕电子网络有限公司 是中国 新能源 行业的重要企业之一。</w:t>
+        <w:br/>
+        <w:t>根据华辰资本 资产配置委员会 的研究，该公司成立于 2016 年，</w:t>
+        <w:br/>
+        <w:t>目前员工规模约 2243 人。公司近年来持续加大研发投入，</w:t>
+        <w:br/>
+        <w:t>在核心技术方面形成了较强的竞争壁垒。</w:t>
+        <w:br/>
+      </w:r>
+    </w:p>
+    <w:p>
+      <w:r>
+        <w:br/>
+        <w:t>从产业链角度看，新能源 行业主要由上游设备厂商、</w:t>
+        <w:br/>
+        <w:t>中游平台企业以及下游应用厂商组成。</w:t>
+        <w:br/>
+        <w:t>恩悌网络有限公司 主要位于产业链的 上游 环节。</w:t>
+        <w:br/>
+      </w:r>
+    </w:p>
+    <w:p>
+      <w:r>
+        <w:br/>
+        <w:t>从产业链角度看，新能源 行业主要由上游设备厂商、</w:t>
+        <w:br/>
+        <w:t>中游平台企业以及下游应用厂商组成。</w:t>
+        <w:br/>
+        <w:t>浦华众城网络有限公司 主要位于产业链的 上游 环节。</w:t>
+        <w:br/>
+      </w:r>
+    </w:p>
+    <w:p>
+      <w:r>
+        <w:br/>
+        <w:t>风险管理部认为，消费科技 行业仍然面临若干</w:t>
         <w:br/>
         <w:t>不确定性因素，包括技术迭代风险、政策变化、</w:t>
         <w:br/>
@@ -1592,42 +2411,18 @@
     <w:p>
       <w:r>
         <w:br/>
-        <w:t>华辰资本旗下的 HC Quant Arbitrage Fund 在最近的资产配置会议中</w:t>
+        <w:t>从产业链角度看，半导体 行业主要由上游设备厂商、</w:t>
         <w:br/>
-        <w:t>讨论了 新能源 行业的投资机会，并对 九方网络有限公司</w:t>
+        <w:t>中游平台企业以及下游应用厂商组成。</w:t>
         <w:br/>
-        <w:t>进行了重点评估。</w:t>
+        <w:t>信诚致远网络有限公司 主要位于产业链的 中游 环节。</w:t>
         <w:br/>
       </w:r>
     </w:p>
     <w:p>
       <w:r>
         <w:br/>
-        <w:t>华辰资本旗下的 HC AI Innovation Fund 在最近的资产配置会议中</w:t>
-        <w:br/>
-        <w:t>讨论了 半导体 行业的投资机会，并对 浦华众城科技有限公司</w:t>
-        <w:br/>
-        <w:t>进行了重点评估。</w:t>
-        <w:br/>
-      </w:r>
-    </w:p>
-    <w:p>
-      <w:r>
-        <w:br/>
-        <w:t>昊嘉网络有限公司 是中国 新能源 行业的重要企业之一。</w:t>
-        <w:br/>
-        <w:t>根据华辰资本 投资委员会 的研究，该公司成立于 2016 年，</w:t>
-        <w:br/>
-        <w:t>目前员工规模约 4510 人。公司近年来持续加大研发投入，</w:t>
-        <w:br/>
-        <w:t>在核心技术方面形成了较强的竞争壁垒。</w:t>
-        <w:br/>
-      </w:r>
-    </w:p>
-    <w:p>
-      <w:r>
-        <w:br/>
-        <w:t>风险管理部认为，人工智能 行业仍然面临若干</w:t>
+        <w:t>风险管理部认为，消费科技 行业仍然面临若干</w:t>
         <w:br/>
         <w:t>不确定性因素，包括技术迭代风险、政策变化、</w:t>
         <w:br/>
@@ -1638,9 +2433,9 @@
     <w:p>
       <w:r>
         <w:br/>
-        <w:t>根据内部财务模型测算，新宇龙信息传媒有限公司 在未来三年</w:t>
+        <w:t>根据内部财务模型测算，巨奥传媒有限公司 在未来三年</w:t>
         <w:br/>
-        <w:t>收入复合增长率预计可达到 34% 左右。</w:t>
+        <w:t>收入复合增长率预计可达到 13% 左右。</w:t>
         <w:br/>
         <w:t>该预测基于行业需求增长以及公司产能扩张计划。</w:t>
         <w:br/>
@@ -1649,24 +2444,13 @@
     <w:p>
       <w:r>
         <w:br/>
-        <w:t>佳禾科技有限公司 是中国 半导体 行业的重要企业之一。</w:t>
+        <w:t>联软科技有限公司 是中国 消费科技 行业的重要企业之一。</w:t>
         <w:br/>
-        <w:t>根据华辰资本 资产配置委员会 的研究，该公司成立于 2015 年，</w:t>
+        <w:t>根据华辰资本 资产配置委员会 的研究，该公司成立于 2009 年，</w:t>
         <w:br/>
-        <w:t>目前员工规模约 3623 人。公司近年来持续加大研发投入，</w:t>
+        <w:t>目前员工规模约 7080 人。公司近年来持续加大研发投入，</w:t>
         <w:br/>
         <w:t>在核心技术方面形成了较强的竞争壁垒。</w:t>
-        <w:br/>
-      </w:r>
-    </w:p>
-    <w:p>
-      <w:r>
-        <w:br/>
-        <w:t>从产业链角度看，半导体 行业主要由上游设备厂商、</w:t>
-        <w:br/>
-        <w:t>中游平台企业以及下游应用厂商组成。</w:t>
-        <w:br/>
-        <w:t>天益科技有限公司 主要位于产业链的 上游 环节。</w:t>
         <w:br/>
       </w:r>
     </w:p>
@@ -1730,37 +2514,37 @@
           </w:tcPr>
           <w:p>
             <w:r>
-              <w:t>鸿睿思博信息有限公司</w:t>
-            </w:r>
-          </w:p>
-        </w:tc>
-        <w:tc>
-          <w:tcPr>
-            <w:tcW w:type="dxa" w:w="2160"/>
-          </w:tcPr>
-          <w:p>
-            <w:r>
-              <w:t>半导体</w:t>
-            </w:r>
-          </w:p>
-        </w:tc>
-        <w:tc>
-          <w:tcPr>
-            <w:tcW w:type="dxa" w:w="2160"/>
-          </w:tcPr>
-          <w:p>
-            <w:r>
-              <w:t>582亿</w:t>
-            </w:r>
-          </w:p>
-        </w:tc>
-        <w:tc>
-          <w:tcPr>
-            <w:tcW w:type="dxa" w:w="2160"/>
-          </w:tcPr>
-          <w:p>
-            <w:r>
-              <w:t>5%</w:t>
+              <w:t>创汇传媒有限公司</w:t>
+            </w:r>
+          </w:p>
+        </w:tc>
+        <w:tc>
+          <w:tcPr>
+            <w:tcW w:type="dxa" w:w="2160"/>
+          </w:tcPr>
+          <w:p>
+            <w:r>
+              <w:t>新能源</w:t>
+            </w:r>
+          </w:p>
+        </w:tc>
+        <w:tc>
+          <w:tcPr>
+            <w:tcW w:type="dxa" w:w="2160"/>
+          </w:tcPr>
+          <w:p>
+            <w:r>
+              <w:t>104亿</w:t>
+            </w:r>
+          </w:p>
+        </w:tc>
+        <w:tc>
+          <w:tcPr>
+            <w:tcW w:type="dxa" w:w="2160"/>
+          </w:tcPr>
+          <w:p>
+            <w:r>
+              <w:t>7%</w:t>
             </w:r>
           </w:p>
         </w:tc>
@@ -1772,37 +2556,37 @@
           </w:tcPr>
           <w:p>
             <w:r>
-              <w:t>创联世纪科技有限公司</w:t>
-            </w:r>
-          </w:p>
-        </w:tc>
-        <w:tc>
-          <w:tcPr>
-            <w:tcW w:type="dxa" w:w="2160"/>
-          </w:tcPr>
-          <w:p>
-            <w:r>
-              <w:t>医疗科技</w:t>
-            </w:r>
-          </w:p>
-        </w:tc>
-        <w:tc>
-          <w:tcPr>
-            <w:tcW w:type="dxa" w:w="2160"/>
-          </w:tcPr>
-          <w:p>
-            <w:r>
-              <w:t>800亿</w:t>
-            </w:r>
-          </w:p>
-        </w:tc>
-        <w:tc>
-          <w:tcPr>
-            <w:tcW w:type="dxa" w:w="2160"/>
-          </w:tcPr>
-          <w:p>
-            <w:r>
-              <w:t>28%</w:t>
+              <w:t>联软网络有限公司</w:t>
+            </w:r>
+          </w:p>
+        </w:tc>
+        <w:tc>
+          <w:tcPr>
+            <w:tcW w:type="dxa" w:w="2160"/>
+          </w:tcPr>
+          <w:p>
+            <w:r>
+              <w:t>半导体</w:t>
+            </w:r>
+          </w:p>
+        </w:tc>
+        <w:tc>
+          <w:tcPr>
+            <w:tcW w:type="dxa" w:w="2160"/>
+          </w:tcPr>
+          <w:p>
+            <w:r>
+              <w:t>675亿</w:t>
+            </w:r>
+          </w:p>
+        </w:tc>
+        <w:tc>
+          <w:tcPr>
+            <w:tcW w:type="dxa" w:w="2160"/>
+          </w:tcPr>
+          <w:p>
+            <w:r>
+              <w:t>23%</w:t>
             </w:r>
           </w:p>
         </w:tc>
@@ -1814,7 +2598,7 @@
           </w:tcPr>
           <w:p>
             <w:r>
-              <w:t>华远软件信息有限公司</w:t>
+              <w:t>精芯信息有限公司</w:t>
             </w:r>
           </w:p>
         </w:tc>
@@ -1834,17 +2618,17 @@
           </w:tcPr>
           <w:p>
             <w:r>
-              <w:t>483亿</w:t>
-            </w:r>
-          </w:p>
-        </w:tc>
-        <w:tc>
-          <w:tcPr>
-            <w:tcW w:type="dxa" w:w="2160"/>
-          </w:tcPr>
-          <w:p>
-            <w:r>
-              <w:t>29%</w:t>
+              <w:t>450亿</w:t>
+            </w:r>
+          </w:p>
+        </w:tc>
+        <w:tc>
+          <w:tcPr>
+            <w:tcW w:type="dxa" w:w="2160"/>
+          </w:tcPr>
+          <w:p>
+            <w:r>
+              <w:t>8%</w:t>
             </w:r>
           </w:p>
         </w:tc>
@@ -1856,37 +2640,37 @@
           </w:tcPr>
           <w:p>
             <w:r>
-              <w:t>创汇传媒有限公司</w:t>
-            </w:r>
-          </w:p>
-        </w:tc>
-        <w:tc>
-          <w:tcPr>
-            <w:tcW w:type="dxa" w:w="2160"/>
-          </w:tcPr>
-          <w:p>
-            <w:r>
-              <w:t>新能源</w:t>
-            </w:r>
-          </w:p>
-        </w:tc>
-        <w:tc>
-          <w:tcPr>
-            <w:tcW w:type="dxa" w:w="2160"/>
-          </w:tcPr>
-          <w:p>
-            <w:r>
-              <w:t>684亿</w:t>
-            </w:r>
-          </w:p>
-        </w:tc>
-        <w:tc>
-          <w:tcPr>
-            <w:tcW w:type="dxa" w:w="2160"/>
-          </w:tcPr>
-          <w:p>
-            <w:r>
-              <w:t>19%</w:t>
+              <w:t>鑫博腾飞信息有限公司</w:t>
+            </w:r>
+          </w:p>
+        </w:tc>
+        <w:tc>
+          <w:tcPr>
+            <w:tcW w:type="dxa" w:w="2160"/>
+          </w:tcPr>
+          <w:p>
+            <w:r>
+              <w:t>消费科技</w:t>
+            </w:r>
+          </w:p>
+        </w:tc>
+        <w:tc>
+          <w:tcPr>
+            <w:tcW w:type="dxa" w:w="2160"/>
+          </w:tcPr>
+          <w:p>
+            <w:r>
+              <w:t>297亿</w:t>
+            </w:r>
+          </w:p>
+        </w:tc>
+        <w:tc>
+          <w:tcPr>
+            <w:tcW w:type="dxa" w:w="2160"/>
+          </w:tcPr>
+          <w:p>
+            <w:r>
+              <w:t>15%</w:t>
             </w:r>
           </w:p>
         </w:tc>
@@ -1898,37 +2682,37 @@
           </w:tcPr>
           <w:p>
             <w:r>
-              <w:t>济南亿次元网络有限公司</w:t>
-            </w:r>
-          </w:p>
-        </w:tc>
-        <w:tc>
-          <w:tcPr>
-            <w:tcW w:type="dxa" w:w="2160"/>
-          </w:tcPr>
-          <w:p>
-            <w:r>
-              <w:t>机器人</w:t>
-            </w:r>
-          </w:p>
-        </w:tc>
-        <w:tc>
-          <w:tcPr>
-            <w:tcW w:type="dxa" w:w="2160"/>
-          </w:tcPr>
-          <w:p>
-            <w:r>
-              <w:t>606亿</w:t>
-            </w:r>
-          </w:p>
-        </w:tc>
-        <w:tc>
-          <w:tcPr>
-            <w:tcW w:type="dxa" w:w="2160"/>
-          </w:tcPr>
-          <w:p>
-            <w:r>
-              <w:t>29%</w:t>
+              <w:t>佳禾传媒有限公司</w:t>
+            </w:r>
+          </w:p>
+        </w:tc>
+        <w:tc>
+          <w:tcPr>
+            <w:tcW w:type="dxa" w:w="2160"/>
+          </w:tcPr>
+          <w:p>
+            <w:r>
+              <w:t>云计算</w:t>
+            </w:r>
+          </w:p>
+        </w:tc>
+        <w:tc>
+          <w:tcPr>
+            <w:tcW w:type="dxa" w:w="2160"/>
+          </w:tcPr>
+          <w:p>
+            <w:r>
+              <w:t>565亿</w:t>
+            </w:r>
+          </w:p>
+        </w:tc>
+        <w:tc>
+          <w:tcPr>
+            <w:tcW w:type="dxa" w:w="2160"/>
+          </w:tcPr>
+          <w:p>
+            <w:r>
+              <w:t>18%</w:t>
             </w:r>
           </w:p>
         </w:tc>
@@ -1940,37 +2724,37 @@
           </w:tcPr>
           <w:p>
             <w:r>
-              <w:t>快讯网络有限公司</w:t>
-            </w:r>
-          </w:p>
-        </w:tc>
-        <w:tc>
-          <w:tcPr>
-            <w:tcW w:type="dxa" w:w="2160"/>
-          </w:tcPr>
-          <w:p>
-            <w:r>
-              <w:t>新能源</w:t>
-            </w:r>
-          </w:p>
-        </w:tc>
-        <w:tc>
-          <w:tcPr>
-            <w:tcW w:type="dxa" w:w="2160"/>
-          </w:tcPr>
-          <w:p>
-            <w:r>
-              <w:t>138亿</w:t>
-            </w:r>
-          </w:p>
-        </w:tc>
-        <w:tc>
-          <w:tcPr>
-            <w:tcW w:type="dxa" w:w="2160"/>
-          </w:tcPr>
-          <w:p>
-            <w:r>
-              <w:t>9%</w:t>
+              <w:t>惠派国际公司科技有限公司</w:t>
+            </w:r>
+          </w:p>
+        </w:tc>
+        <w:tc>
+          <w:tcPr>
+            <w:tcW w:type="dxa" w:w="2160"/>
+          </w:tcPr>
+          <w:p>
+            <w:r>
+              <w:t>人工智能</w:t>
+            </w:r>
+          </w:p>
+        </w:tc>
+        <w:tc>
+          <w:tcPr>
+            <w:tcW w:type="dxa" w:w="2160"/>
+          </w:tcPr>
+          <w:p>
+            <w:r>
+              <w:t>216亿</w:t>
+            </w:r>
+          </w:p>
+        </w:tc>
+        <w:tc>
+          <w:tcPr>
+            <w:tcW w:type="dxa" w:w="2160"/>
+          </w:tcPr>
+          <w:p>
+            <w:r>
+              <w:t>19%</w:t>
             </w:r>
           </w:p>
         </w:tc>
@@ -1982,37 +2766,37 @@
           </w:tcPr>
           <w:p>
             <w:r>
-              <w:t>国讯网络有限公司</w:t>
-            </w:r>
-          </w:p>
-        </w:tc>
-        <w:tc>
-          <w:tcPr>
-            <w:tcW w:type="dxa" w:w="2160"/>
-          </w:tcPr>
-          <w:p>
-            <w:r>
-              <w:t>云计算</w:t>
-            </w:r>
-          </w:p>
-        </w:tc>
-        <w:tc>
-          <w:tcPr>
-            <w:tcW w:type="dxa" w:w="2160"/>
-          </w:tcPr>
-          <w:p>
-            <w:r>
-              <w:t>101亿</w:t>
-            </w:r>
-          </w:p>
-        </w:tc>
-        <w:tc>
-          <w:tcPr>
-            <w:tcW w:type="dxa" w:w="2160"/>
-          </w:tcPr>
-          <w:p>
-            <w:r>
-              <w:t>30%</w:t>
+              <w:t>通际名联科技有限公司</w:t>
+            </w:r>
+          </w:p>
+        </w:tc>
+        <w:tc>
+          <w:tcPr>
+            <w:tcW w:type="dxa" w:w="2160"/>
+          </w:tcPr>
+          <w:p>
+            <w:r>
+              <w:t>人工智能</w:t>
+            </w:r>
+          </w:p>
+        </w:tc>
+        <w:tc>
+          <w:tcPr>
+            <w:tcW w:type="dxa" w:w="2160"/>
+          </w:tcPr>
+          <w:p>
+            <w:r>
+              <w:t>123亿</w:t>
+            </w:r>
+          </w:p>
+        </w:tc>
+        <w:tc>
+          <w:tcPr>
+            <w:tcW w:type="dxa" w:w="2160"/>
+          </w:tcPr>
+          <w:p>
+            <w:r>
+              <w:t>9%</w:t>
             </w:r>
           </w:p>
         </w:tc>
@@ -2024,37 +2808,37 @@
           </w:tcPr>
           <w:p>
             <w:r>
-              <w:t>精芯信息有限公司</w:t>
-            </w:r>
-          </w:p>
-        </w:tc>
-        <w:tc>
-          <w:tcPr>
-            <w:tcW w:type="dxa" w:w="2160"/>
-          </w:tcPr>
-          <w:p>
-            <w:r>
-              <w:t>消费科技</w:t>
-            </w:r>
-          </w:p>
-        </w:tc>
-        <w:tc>
-          <w:tcPr>
-            <w:tcW w:type="dxa" w:w="2160"/>
-          </w:tcPr>
-          <w:p>
-            <w:r>
-              <w:t>355亿</w:t>
-            </w:r>
-          </w:p>
-        </w:tc>
-        <w:tc>
-          <w:tcPr>
-            <w:tcW w:type="dxa" w:w="2160"/>
-          </w:tcPr>
-          <w:p>
-            <w:r>
-              <w:t>28%</w:t>
+              <w:t>通际名联科技有限公司</w:t>
+            </w:r>
+          </w:p>
+        </w:tc>
+        <w:tc>
+          <w:tcPr>
+            <w:tcW w:type="dxa" w:w="2160"/>
+          </w:tcPr>
+          <w:p>
+            <w:r>
+              <w:t>人工智能</w:t>
+            </w:r>
+          </w:p>
+        </w:tc>
+        <w:tc>
+          <w:tcPr>
+            <w:tcW w:type="dxa" w:w="2160"/>
+          </w:tcPr>
+          <w:p>
+            <w:r>
+              <w:t>659亿</w:t>
+            </w:r>
+          </w:p>
+        </w:tc>
+        <w:tc>
+          <w:tcPr>
+            <w:tcW w:type="dxa" w:w="2160"/>
+          </w:tcPr>
+          <w:p>
+            <w:r>
+              <w:t>14%</w:t>
             </w:r>
           </w:p>
         </w:tc>
@@ -2066,37 +2850,37 @@
           </w:tcPr>
           <w:p>
             <w:r>
-              <w:t>快讯网络有限公司</w:t>
-            </w:r>
-          </w:p>
-        </w:tc>
-        <w:tc>
-          <w:tcPr>
-            <w:tcW w:type="dxa" w:w="2160"/>
-          </w:tcPr>
-          <w:p>
-            <w:r>
-              <w:t>新能源</w:t>
-            </w:r>
-          </w:p>
-        </w:tc>
-        <w:tc>
-          <w:tcPr>
-            <w:tcW w:type="dxa" w:w="2160"/>
-          </w:tcPr>
-          <w:p>
-            <w:r>
-              <w:t>688亿</w:t>
-            </w:r>
-          </w:p>
-        </w:tc>
-        <w:tc>
-          <w:tcPr>
-            <w:tcW w:type="dxa" w:w="2160"/>
-          </w:tcPr>
-          <w:p>
-            <w:r>
-              <w:t>23%</w:t>
+              <w:t>九方传媒有限公司</w:t>
+            </w:r>
+          </w:p>
+        </w:tc>
+        <w:tc>
+          <w:tcPr>
+            <w:tcW w:type="dxa" w:w="2160"/>
+          </w:tcPr>
+          <w:p>
+            <w:r>
+              <w:t>医疗科技</w:t>
+            </w:r>
+          </w:p>
+        </w:tc>
+        <w:tc>
+          <w:tcPr>
+            <w:tcW w:type="dxa" w:w="2160"/>
+          </w:tcPr>
+          <w:p>
+            <w:r>
+              <w:t>690亿</w:t>
+            </w:r>
+          </w:p>
+        </w:tc>
+        <w:tc>
+          <w:tcPr>
+            <w:tcW w:type="dxa" w:w="2160"/>
+          </w:tcPr>
+          <w:p>
+            <w:r>
+              <w:t>11%</w:t>
             </w:r>
           </w:p>
         </w:tc>
@@ -2108,37 +2892,37 @@
           </w:tcPr>
           <w:p>
             <w:r>
-              <w:t>佳禾科技有限公司</w:t>
-            </w:r>
-          </w:p>
-        </w:tc>
-        <w:tc>
-          <w:tcPr>
-            <w:tcW w:type="dxa" w:w="2160"/>
-          </w:tcPr>
-          <w:p>
-            <w:r>
-              <w:t>半导体</w:t>
-            </w:r>
-          </w:p>
-        </w:tc>
-        <w:tc>
-          <w:tcPr>
-            <w:tcW w:type="dxa" w:w="2160"/>
-          </w:tcPr>
-          <w:p>
-            <w:r>
-              <w:t>107亿</w:t>
-            </w:r>
-          </w:p>
-        </w:tc>
-        <w:tc>
-          <w:tcPr>
-            <w:tcW w:type="dxa" w:w="2160"/>
-          </w:tcPr>
-          <w:p>
-            <w:r>
-              <w:t>16%</w:t>
+              <w:t>信诚致远科技有限公司</w:t>
+            </w:r>
+          </w:p>
+        </w:tc>
+        <w:tc>
+          <w:tcPr>
+            <w:tcW w:type="dxa" w:w="2160"/>
+          </w:tcPr>
+          <w:p>
+            <w:r>
+              <w:t>云计算</w:t>
+            </w:r>
+          </w:p>
+        </w:tc>
+        <w:tc>
+          <w:tcPr>
+            <w:tcW w:type="dxa" w:w="2160"/>
+          </w:tcPr>
+          <w:p>
+            <w:r>
+              <w:t>263亿</w:t>
+            </w:r>
+          </w:p>
+        </w:tc>
+        <w:tc>
+          <w:tcPr>
+            <w:tcW w:type="dxa" w:w="2160"/>
+          </w:tcPr>
+          <w:p>
+            <w:r>
+              <w:t>9%</w:t>
             </w:r>
           </w:p>
         </w:tc>
@@ -2150,7 +2934,7 @@
           </w:tcPr>
           <w:p>
             <w:r>
-              <w:t>精芯信息有限公司</w:t>
+              <w:t>昂歌信息信息有限公司</w:t>
             </w:r>
           </w:p>
         </w:tc>
@@ -2170,17 +2954,17 @@
           </w:tcPr>
           <w:p>
             <w:r>
-              <w:t>440亿</w:t>
-            </w:r>
-          </w:p>
-        </w:tc>
-        <w:tc>
-          <w:tcPr>
-            <w:tcW w:type="dxa" w:w="2160"/>
-          </w:tcPr>
-          <w:p>
-            <w:r>
-              <w:t>18%</w:t>
+              <w:t>170亿</w:t>
+            </w:r>
+          </w:p>
+        </w:tc>
+        <w:tc>
+          <w:tcPr>
+            <w:tcW w:type="dxa" w:w="2160"/>
+          </w:tcPr>
+          <w:p>
+            <w:r>
+              <w:t>12%</w:t>
             </w:r>
           </w:p>
         </w:tc>
@@ -2192,37 +2976,37 @@
           </w:tcPr>
           <w:p>
             <w:r>
-              <w:t>东方峻景传媒有限公司</w:t>
-            </w:r>
-          </w:p>
-        </w:tc>
-        <w:tc>
-          <w:tcPr>
-            <w:tcW w:type="dxa" w:w="2160"/>
-          </w:tcPr>
-          <w:p>
-            <w:r>
-              <w:t>新能源</w:t>
-            </w:r>
-          </w:p>
-        </w:tc>
-        <w:tc>
-          <w:tcPr>
-            <w:tcW w:type="dxa" w:w="2160"/>
-          </w:tcPr>
-          <w:p>
-            <w:r>
-              <w:t>792亿</w:t>
-            </w:r>
-          </w:p>
-        </w:tc>
-        <w:tc>
-          <w:tcPr>
-            <w:tcW w:type="dxa" w:w="2160"/>
-          </w:tcPr>
-          <w:p>
-            <w:r>
-              <w:t>26%</w:t>
+              <w:t>信诚致远网络有限公司</w:t>
+            </w:r>
+          </w:p>
+        </w:tc>
+        <w:tc>
+          <w:tcPr>
+            <w:tcW w:type="dxa" w:w="2160"/>
+          </w:tcPr>
+          <w:p>
+            <w:r>
+              <w:t>半导体</w:t>
+            </w:r>
+          </w:p>
+        </w:tc>
+        <w:tc>
+          <w:tcPr>
+            <w:tcW w:type="dxa" w:w="2160"/>
+          </w:tcPr>
+          <w:p>
+            <w:r>
+              <w:t>628亿</w:t>
+            </w:r>
+          </w:p>
+        </w:tc>
+        <w:tc>
+          <w:tcPr>
+            <w:tcW w:type="dxa" w:w="2160"/>
+          </w:tcPr>
+          <w:p>
+            <w:r>
+              <w:t>22%</w:t>
             </w:r>
           </w:p>
         </w:tc>
@@ -2234,37 +3018,37 @@
           </w:tcPr>
           <w:p>
             <w:r>
-              <w:t>浦华众城科技有限公司</w:t>
-            </w:r>
-          </w:p>
-        </w:tc>
-        <w:tc>
-          <w:tcPr>
-            <w:tcW w:type="dxa" w:w="2160"/>
-          </w:tcPr>
-          <w:p>
-            <w:r>
-              <w:t>半导体</w:t>
-            </w:r>
-          </w:p>
-        </w:tc>
-        <w:tc>
-          <w:tcPr>
-            <w:tcW w:type="dxa" w:w="2160"/>
-          </w:tcPr>
-          <w:p>
-            <w:r>
-              <w:t>145亿</w:t>
-            </w:r>
-          </w:p>
-        </w:tc>
-        <w:tc>
-          <w:tcPr>
-            <w:tcW w:type="dxa" w:w="2160"/>
-          </w:tcPr>
-          <w:p>
-            <w:r>
-              <w:t>9%</w:t>
+              <w:t>富罳网络有限公司</w:t>
+            </w:r>
+          </w:p>
+        </w:tc>
+        <w:tc>
+          <w:tcPr>
+            <w:tcW w:type="dxa" w:w="2160"/>
+          </w:tcPr>
+          <w:p>
+            <w:r>
+              <w:t>新能源</w:t>
+            </w:r>
+          </w:p>
+        </w:tc>
+        <w:tc>
+          <w:tcPr>
+            <w:tcW w:type="dxa" w:w="2160"/>
+          </w:tcPr>
+          <w:p>
+            <w:r>
+              <w:t>151亿</w:t>
+            </w:r>
+          </w:p>
+        </w:tc>
+        <w:tc>
+          <w:tcPr>
+            <w:tcW w:type="dxa" w:w="2160"/>
+          </w:tcPr>
+          <w:p>
+            <w:r>
+              <w:t>8%</w:t>
             </w:r>
           </w:p>
         </w:tc>
@@ -2276,7 +3060,7 @@
           </w:tcPr>
           <w:p>
             <w:r>
-              <w:t>九方网络有限公司</w:t>
+              <w:t>富罳网络有限公司</w:t>
             </w:r>
           </w:p>
         </w:tc>
@@ -2296,17 +3080,17 @@
           </w:tcPr>
           <w:p>
             <w:r>
-              <w:t>450亿</w:t>
-            </w:r>
-          </w:p>
-        </w:tc>
-        <w:tc>
-          <w:tcPr>
-            <w:tcW w:type="dxa" w:w="2160"/>
-          </w:tcPr>
-          <w:p>
-            <w:r>
-              <w:t>22%</w:t>
+              <w:t>250亿</w:t>
+            </w:r>
+          </w:p>
+        </w:tc>
+        <w:tc>
+          <w:tcPr>
+            <w:tcW w:type="dxa" w:w="2160"/>
+          </w:tcPr>
+          <w:p>
+            <w:r>
+              <w:t>19%</w:t>
             </w:r>
           </w:p>
         </w:tc>
@@ -2318,37 +3102,37 @@
           </w:tcPr>
           <w:p>
             <w:r>
-              <w:t>精芯信息有限公司</w:t>
-            </w:r>
-          </w:p>
-        </w:tc>
-        <w:tc>
-          <w:tcPr>
-            <w:tcW w:type="dxa" w:w="2160"/>
-          </w:tcPr>
-          <w:p>
-            <w:r>
-              <w:t>消费科技</w:t>
-            </w:r>
-          </w:p>
-        </w:tc>
-        <w:tc>
-          <w:tcPr>
-            <w:tcW w:type="dxa" w:w="2160"/>
-          </w:tcPr>
-          <w:p>
-            <w:r>
-              <w:t>489亿</w:t>
-            </w:r>
-          </w:p>
-        </w:tc>
-        <w:tc>
-          <w:tcPr>
-            <w:tcW w:type="dxa" w:w="2160"/>
-          </w:tcPr>
-          <w:p>
-            <w:r>
-              <w:t>22%</w:t>
+              <w:t>创汇传媒有限公司</w:t>
+            </w:r>
+          </w:p>
+        </w:tc>
+        <w:tc>
+          <w:tcPr>
+            <w:tcW w:type="dxa" w:w="2160"/>
+          </w:tcPr>
+          <w:p>
+            <w:r>
+              <w:t>新能源</w:t>
+            </w:r>
+          </w:p>
+        </w:tc>
+        <w:tc>
+          <w:tcPr>
+            <w:tcW w:type="dxa" w:w="2160"/>
+          </w:tcPr>
+          <w:p>
+            <w:r>
+              <w:t>133亿</w:t>
+            </w:r>
+          </w:p>
+        </w:tc>
+        <w:tc>
+          <w:tcPr>
+            <w:tcW w:type="dxa" w:w="2160"/>
+          </w:tcPr>
+          <w:p>
+            <w:r>
+              <w:t>17%</w:t>
             </w:r>
           </w:p>
         </w:tc>
@@ -2359,72 +3143,17 @@
         <w:pStyle w:val="Heading1"/>
       </w:pPr>
       <w:r>
-        <w:t>行业分析 4</w:t>
+        <w:t>行业分析 5</w:t>
       </w:r>
     </w:p>
     <w:p>
       <w:r>
         <w:br/>
-        <w:t>华辰资本旗下的 HC Alpha Growth Fund 在最近的资产配置会议中</w:t>
+        <w:t>华辰资本旗下的 HC Quant Arbitrage Fund 在最近的资产配置会议中</w:t>
         <w:br/>
-        <w:t>讨论了 新能源 行业的投资机会，并对 快讯网络有限公司</w:t>
+        <w:t>讨论了 云计算 行业的投资机会，并对 泰麒麟网络有限公司</w:t>
         <w:br/>
         <w:t>进行了重点评估。</w:t>
-        <w:br/>
-      </w:r>
-    </w:p>
-    <w:p>
-      <w:r>
-        <w:br/>
-        <w:t>风险管理部认为，机器人 行业仍然面临若干</w:t>
-        <w:br/>
-        <w:t>不确定性因素，包括技术迭代风险、政策变化、</w:t>
-        <w:br/>
-        <w:t>以及市场竞争加剧等问题。</w:t>
-        <w:br/>
-      </w:r>
-    </w:p>
-    <w:p>
-      <w:r>
-        <w:br/>
-        <w:t>华辰资本旗下的 HC Global Macro Fund 在最近的资产配置会议中</w:t>
-        <w:br/>
-        <w:t>讨论了 人工智能 行业的投资机会，并对 信诚致远传媒有限公司</w:t>
-        <w:br/>
-        <w:t>进行了重点评估。</w:t>
-        <w:br/>
-      </w:r>
-    </w:p>
-    <w:p>
-      <w:r>
-        <w:br/>
-        <w:t>从产业链角度看，半导体 行业主要由上游设备厂商、</w:t>
-        <w:br/>
-        <w:t>中游平台企业以及下游应用厂商组成。</w:t>
-        <w:br/>
-        <w:t>浦华众城科技有限公司 主要位于产业链的 下游 环节。</w:t>
-        <w:br/>
-      </w:r>
-    </w:p>
-    <w:p>
-      <w:r>
-        <w:br/>
-        <w:t>华辰资本旗下的 HC AI Innovation Fund 在最近的资产配置会议中</w:t>
-        <w:br/>
-        <w:t>讨论了 医疗科技 行业的投资机会，并对 雨林木风计算机网络有限公司</w:t>
-        <w:br/>
-        <w:t>进行了重点评估。</w:t>
-        <w:br/>
-      </w:r>
-    </w:p>
-    <w:p>
-      <w:r>
-        <w:br/>
-        <w:t>根据内部财务模型测算，华远软件信息有限公司 在未来三年</w:t>
-        <w:br/>
-        <w:t>收入复合增长率预计可达到 22% 左右。</w:t>
-        <w:br/>
-        <w:t>该预测基于行业需求增长以及公司产能扩张计划。</w:t>
         <w:br/>
       </w:r>
     </w:p>
@@ -2442,9 +3171,64 @@
     <w:p>
       <w:r>
         <w:br/>
-        <w:t>华辰资本旗下的 HC Energy Transition Fund 在最近的资产配置会议中</w:t>
+        <w:t>根据内部财务模型测算，鑫博腾飞信息有限公司 在未来三年</w:t>
         <w:br/>
-        <w:t>讨论了 人工智能 行业的投资机会，并对 迪摩科技有限公司</w:t>
+        <w:t>收入复合增长率预计可达到 16% 左右。</w:t>
+        <w:br/>
+        <w:t>该预测基于行业需求增长以及公司产能扩张计划。</w:t>
+        <w:br/>
+      </w:r>
+    </w:p>
+    <w:p>
+      <w:r>
+        <w:br/>
+        <w:t>根据内部财务模型测算，方正科技信息有限公司 在未来三年</w:t>
+        <w:br/>
+        <w:t>收入复合增长率预计可达到 18% 左右。</w:t>
+        <w:br/>
+        <w:t>该预测基于行业需求增长以及公司产能扩张计划。</w:t>
+        <w:br/>
+      </w:r>
+    </w:p>
+    <w:p>
+      <w:r>
+        <w:br/>
+        <w:t>根据内部财务模型测算，通际名联网络有限公司 在未来三年</w:t>
+        <w:br/>
+        <w:t>收入复合增长率预计可达到 17% 左右。</w:t>
+        <w:br/>
+        <w:t>该预测基于行业需求增长以及公司产能扩张计划。</w:t>
+        <w:br/>
+      </w:r>
+    </w:p>
+    <w:p>
+      <w:r>
+        <w:br/>
+        <w:t>从产业链角度看，人工智能 行业主要由上游设备厂商、</w:t>
+        <w:br/>
+        <w:t>中游平台企业以及下游应用厂商组成。</w:t>
+        <w:br/>
+        <w:t>通际名联科技有限公司 主要位于产业链的 中游 环节。</w:t>
+        <w:br/>
+      </w:r>
+    </w:p>
+    <w:p>
+      <w:r>
+        <w:br/>
+        <w:t>根据内部财务模型测算，创汇传媒有限公司 在未来三年</w:t>
+        <w:br/>
+        <w:t>收入复合增长率预计可达到 32% 左右。</w:t>
+        <w:br/>
+        <w:t>该预测基于行业需求增长以及公司产能扩张计划。</w:t>
+        <w:br/>
+      </w:r>
+    </w:p>
+    <w:p>
+      <w:r>
+        <w:br/>
+        <w:t>华辰资本旗下的 HC Global Macro Fund 在最近的资产配置会议中</w:t>
+        <w:br/>
+        <w:t>讨论了 医疗科技 行业的投资机会，并对 昊嘉科技有限公司</w:t>
         <w:br/>
         <w:t>进行了重点评估。</w:t>
         <w:br/>
@@ -2520,27 +3304,27 @@
           </w:tcPr>
           <w:p>
             <w:r>
-              <w:t>人工智能</w:t>
-            </w:r>
-          </w:p>
-        </w:tc>
-        <w:tc>
-          <w:tcPr>
-            <w:tcW w:type="dxa" w:w="2160"/>
-          </w:tcPr>
-          <w:p>
-            <w:r>
-              <w:t>204亿</w:t>
-            </w:r>
-          </w:p>
-        </w:tc>
-        <w:tc>
-          <w:tcPr>
-            <w:tcW w:type="dxa" w:w="2160"/>
-          </w:tcPr>
-          <w:p>
-            <w:r>
-              <w:t>25%</w:t>
+              <w:t>半导体</w:t>
+            </w:r>
+          </w:p>
+        </w:tc>
+        <w:tc>
+          <w:tcPr>
+            <w:tcW w:type="dxa" w:w="2160"/>
+          </w:tcPr>
+          <w:p>
+            <w:r>
+              <w:t>401亿</w:t>
+            </w:r>
+          </w:p>
+        </w:tc>
+        <w:tc>
+          <w:tcPr>
+            <w:tcW w:type="dxa" w:w="2160"/>
+          </w:tcPr>
+          <w:p>
+            <w:r>
+              <w:t>15%</w:t>
             </w:r>
           </w:p>
         </w:tc>
@@ -2552,37 +3336,37 @@
           </w:tcPr>
           <w:p>
             <w:r>
-              <w:t>信诚致远传媒有限公司</w:t>
-            </w:r>
-          </w:p>
-        </w:tc>
-        <w:tc>
-          <w:tcPr>
-            <w:tcW w:type="dxa" w:w="2160"/>
-          </w:tcPr>
-          <w:p>
-            <w:r>
-              <w:t>人工智能</w:t>
-            </w:r>
-          </w:p>
-        </w:tc>
-        <w:tc>
-          <w:tcPr>
-            <w:tcW w:type="dxa" w:w="2160"/>
-          </w:tcPr>
-          <w:p>
-            <w:r>
-              <w:t>623亿</w:t>
-            </w:r>
-          </w:p>
-        </w:tc>
-        <w:tc>
-          <w:tcPr>
-            <w:tcW w:type="dxa" w:w="2160"/>
-          </w:tcPr>
-          <w:p>
-            <w:r>
-              <w:t>22%</w:t>
+              <w:t>戴硕电子网络有限公司</w:t>
+            </w:r>
+          </w:p>
+        </w:tc>
+        <w:tc>
+          <w:tcPr>
+            <w:tcW w:type="dxa" w:w="2160"/>
+          </w:tcPr>
+          <w:p>
+            <w:r>
+              <w:t>新能源</w:t>
+            </w:r>
+          </w:p>
+        </w:tc>
+        <w:tc>
+          <w:tcPr>
+            <w:tcW w:type="dxa" w:w="2160"/>
+          </w:tcPr>
+          <w:p>
+            <w:r>
+              <w:t>130亿</w:t>
+            </w:r>
+          </w:p>
+        </w:tc>
+        <w:tc>
+          <w:tcPr>
+            <w:tcW w:type="dxa" w:w="2160"/>
+          </w:tcPr>
+          <w:p>
+            <w:r>
+              <w:t>24%</w:t>
             </w:r>
           </w:p>
         </w:tc>
@@ -2594,37 +3378,37 @@
           </w:tcPr>
           <w:p>
             <w:r>
-              <w:t>浦华众城信息有限公司</w:t>
-            </w:r>
-          </w:p>
-        </w:tc>
-        <w:tc>
-          <w:tcPr>
-            <w:tcW w:type="dxa" w:w="2160"/>
-          </w:tcPr>
-          <w:p>
-            <w:r>
-              <w:t>云计算</w:t>
-            </w:r>
-          </w:p>
-        </w:tc>
-        <w:tc>
-          <w:tcPr>
-            <w:tcW w:type="dxa" w:w="2160"/>
-          </w:tcPr>
-          <w:p>
-            <w:r>
-              <w:t>340亿</w:t>
-            </w:r>
-          </w:p>
-        </w:tc>
-        <w:tc>
-          <w:tcPr>
-            <w:tcW w:type="dxa" w:w="2160"/>
-          </w:tcPr>
-          <w:p>
-            <w:r>
-              <w:t>19%</w:t>
+              <w:t>巨奥传媒有限公司</w:t>
+            </w:r>
+          </w:p>
+        </w:tc>
+        <w:tc>
+          <w:tcPr>
+            <w:tcW w:type="dxa" w:w="2160"/>
+          </w:tcPr>
+          <w:p>
+            <w:r>
+              <w:t>人工智能</w:t>
+            </w:r>
+          </w:p>
+        </w:tc>
+        <w:tc>
+          <w:tcPr>
+            <w:tcW w:type="dxa" w:w="2160"/>
+          </w:tcPr>
+          <w:p>
+            <w:r>
+              <w:t>719亿</w:t>
+            </w:r>
+          </w:p>
+        </w:tc>
+        <w:tc>
+          <w:tcPr>
+            <w:tcW w:type="dxa" w:w="2160"/>
+          </w:tcPr>
+          <w:p>
+            <w:r>
+              <w:t>9%</w:t>
             </w:r>
           </w:p>
         </w:tc>
@@ -2636,37 +3420,37 @@
           </w:tcPr>
           <w:p>
             <w:r>
-              <w:t>凌云网络有限公司</w:t>
-            </w:r>
-          </w:p>
-        </w:tc>
-        <w:tc>
-          <w:tcPr>
-            <w:tcW w:type="dxa" w:w="2160"/>
-          </w:tcPr>
-          <w:p>
-            <w:r>
-              <w:t>医疗科技</w:t>
-            </w:r>
-          </w:p>
-        </w:tc>
-        <w:tc>
-          <w:tcPr>
-            <w:tcW w:type="dxa" w:w="2160"/>
-          </w:tcPr>
-          <w:p>
-            <w:r>
-              <w:t>213亿</w:t>
-            </w:r>
-          </w:p>
-        </w:tc>
-        <w:tc>
-          <w:tcPr>
-            <w:tcW w:type="dxa" w:w="2160"/>
-          </w:tcPr>
-          <w:p>
-            <w:r>
-              <w:t>17%</w:t>
+              <w:t>雨林木风计算机科技有限公司</w:t>
+            </w:r>
+          </w:p>
+        </w:tc>
+        <w:tc>
+          <w:tcPr>
+            <w:tcW w:type="dxa" w:w="2160"/>
+          </w:tcPr>
+          <w:p>
+            <w:r>
+              <w:t>半导体</w:t>
+            </w:r>
+          </w:p>
+        </w:tc>
+        <w:tc>
+          <w:tcPr>
+            <w:tcW w:type="dxa" w:w="2160"/>
+          </w:tcPr>
+          <w:p>
+            <w:r>
+              <w:t>665亿</w:t>
+            </w:r>
+          </w:p>
+        </w:tc>
+        <w:tc>
+          <w:tcPr>
+            <w:tcW w:type="dxa" w:w="2160"/>
+          </w:tcPr>
+          <w:p>
+            <w:r>
+              <w:t>11%</w:t>
             </w:r>
           </w:p>
         </w:tc>
@@ -2678,7 +3462,7 @@
           </w:tcPr>
           <w:p>
             <w:r>
-              <w:t>易动力科技有限公司</w:t>
+              <w:t>泰麒麟网络有限公司</w:t>
             </w:r>
           </w:p>
         </w:tc>
@@ -2698,17 +3482,17 @@
           </w:tcPr>
           <w:p>
             <w:r>
-              <w:t>694亿</w:t>
-            </w:r>
-          </w:p>
-        </w:tc>
-        <w:tc>
-          <w:tcPr>
-            <w:tcW w:type="dxa" w:w="2160"/>
-          </w:tcPr>
-          <w:p>
-            <w:r>
-              <w:t>8%</w:t>
+              <w:t>168亿</w:t>
+            </w:r>
+          </w:p>
+        </w:tc>
+        <w:tc>
+          <w:tcPr>
+            <w:tcW w:type="dxa" w:w="2160"/>
+          </w:tcPr>
+          <w:p>
+            <w:r>
+              <w:t>18%</w:t>
             </w:r>
           </w:p>
         </w:tc>
@@ -2720,37 +3504,37 @@
           </w:tcPr>
           <w:p>
             <w:r>
-              <w:t>富罳信息有限公司</w:t>
-            </w:r>
-          </w:p>
-        </w:tc>
-        <w:tc>
-          <w:tcPr>
-            <w:tcW w:type="dxa" w:w="2160"/>
-          </w:tcPr>
-          <w:p>
-            <w:r>
-              <w:t>医疗科技</w:t>
-            </w:r>
-          </w:p>
-        </w:tc>
-        <w:tc>
-          <w:tcPr>
-            <w:tcW w:type="dxa" w:w="2160"/>
-          </w:tcPr>
-          <w:p>
-            <w:r>
-              <w:t>198亿</w:t>
-            </w:r>
-          </w:p>
-        </w:tc>
-        <w:tc>
-          <w:tcPr>
-            <w:tcW w:type="dxa" w:w="2160"/>
-          </w:tcPr>
-          <w:p>
-            <w:r>
-              <w:t>7%</w:t>
+              <w:t>华泰通安网络有限公司</w:t>
+            </w:r>
+          </w:p>
+        </w:tc>
+        <w:tc>
+          <w:tcPr>
+            <w:tcW w:type="dxa" w:w="2160"/>
+          </w:tcPr>
+          <w:p>
+            <w:r>
+              <w:t>半导体</w:t>
+            </w:r>
+          </w:p>
+        </w:tc>
+        <w:tc>
+          <w:tcPr>
+            <w:tcW w:type="dxa" w:w="2160"/>
+          </w:tcPr>
+          <w:p>
+            <w:r>
+              <w:t>343亿</w:t>
+            </w:r>
+          </w:p>
+        </w:tc>
+        <w:tc>
+          <w:tcPr>
+            <w:tcW w:type="dxa" w:w="2160"/>
+          </w:tcPr>
+          <w:p>
+            <w:r>
+              <w:t>10%</w:t>
             </w:r>
           </w:p>
         </w:tc>
@@ -2762,37 +3546,37 @@
           </w:tcPr>
           <w:p>
             <w:r>
-              <w:t>创联世纪科技有限公司</w:t>
-            </w:r>
-          </w:p>
-        </w:tc>
-        <w:tc>
-          <w:tcPr>
-            <w:tcW w:type="dxa" w:w="2160"/>
-          </w:tcPr>
-          <w:p>
-            <w:r>
-              <w:t>医疗科技</w:t>
-            </w:r>
-          </w:p>
-        </w:tc>
-        <w:tc>
-          <w:tcPr>
-            <w:tcW w:type="dxa" w:w="2160"/>
-          </w:tcPr>
-          <w:p>
-            <w:r>
-              <w:t>296亿</w:t>
-            </w:r>
-          </w:p>
-        </w:tc>
-        <w:tc>
-          <w:tcPr>
-            <w:tcW w:type="dxa" w:w="2160"/>
-          </w:tcPr>
-          <w:p>
-            <w:r>
-              <w:t>12%</w:t>
+              <w:t>联软网络有限公司</w:t>
+            </w:r>
+          </w:p>
+        </w:tc>
+        <w:tc>
+          <w:tcPr>
+            <w:tcW w:type="dxa" w:w="2160"/>
+          </w:tcPr>
+          <w:p>
+            <w:r>
+              <w:t>半导体</w:t>
+            </w:r>
+          </w:p>
+        </w:tc>
+        <w:tc>
+          <w:tcPr>
+            <w:tcW w:type="dxa" w:w="2160"/>
+          </w:tcPr>
+          <w:p>
+            <w:r>
+              <w:t>683亿</w:t>
+            </w:r>
+          </w:p>
+        </w:tc>
+        <w:tc>
+          <w:tcPr>
+            <w:tcW w:type="dxa" w:w="2160"/>
+          </w:tcPr>
+          <w:p>
+            <w:r>
+              <w:t>15%</w:t>
             </w:r>
           </w:p>
         </w:tc>
@@ -2804,37 +3588,37 @@
           </w:tcPr>
           <w:p>
             <w:r>
-              <w:t>迪摩科技有限公司</w:t>
-            </w:r>
-          </w:p>
-        </w:tc>
-        <w:tc>
-          <w:tcPr>
-            <w:tcW w:type="dxa" w:w="2160"/>
-          </w:tcPr>
-          <w:p>
-            <w:r>
-              <w:t>人工智能</w:t>
-            </w:r>
-          </w:p>
-        </w:tc>
-        <w:tc>
-          <w:tcPr>
-            <w:tcW w:type="dxa" w:w="2160"/>
-          </w:tcPr>
-          <w:p>
-            <w:r>
-              <w:t>626亿</w:t>
-            </w:r>
-          </w:p>
-        </w:tc>
-        <w:tc>
-          <w:tcPr>
-            <w:tcW w:type="dxa" w:w="2160"/>
-          </w:tcPr>
-          <w:p>
-            <w:r>
-              <w:t>10%</w:t>
+              <w:t>方正科技信息有限公司</w:t>
+            </w:r>
+          </w:p>
+        </w:tc>
+        <w:tc>
+          <w:tcPr>
+            <w:tcW w:type="dxa" w:w="2160"/>
+          </w:tcPr>
+          <w:p>
+            <w:r>
+              <w:t>消费科技</w:t>
+            </w:r>
+          </w:p>
+        </w:tc>
+        <w:tc>
+          <w:tcPr>
+            <w:tcW w:type="dxa" w:w="2160"/>
+          </w:tcPr>
+          <w:p>
+            <w:r>
+              <w:t>245亿</w:t>
+            </w:r>
+          </w:p>
+        </w:tc>
+        <w:tc>
+          <w:tcPr>
+            <w:tcW w:type="dxa" w:w="2160"/>
+          </w:tcPr>
+          <w:p>
+            <w:r>
+              <w:t>27%</w:t>
             </w:r>
           </w:p>
         </w:tc>
@@ -2846,37 +3630,37 @@
           </w:tcPr>
           <w:p>
             <w:r>
-              <w:t>易动力科技有限公司</w:t>
-            </w:r>
-          </w:p>
-        </w:tc>
-        <w:tc>
-          <w:tcPr>
-            <w:tcW w:type="dxa" w:w="2160"/>
-          </w:tcPr>
-          <w:p>
-            <w:r>
-              <w:t>云计算</w:t>
-            </w:r>
-          </w:p>
-        </w:tc>
-        <w:tc>
-          <w:tcPr>
-            <w:tcW w:type="dxa" w:w="2160"/>
-          </w:tcPr>
-          <w:p>
-            <w:r>
-              <w:t>757亿</w:t>
-            </w:r>
-          </w:p>
-        </w:tc>
-        <w:tc>
-          <w:tcPr>
-            <w:tcW w:type="dxa" w:w="2160"/>
-          </w:tcPr>
-          <w:p>
-            <w:r>
-              <w:t>12%</w:t>
+              <w:t>精芯信息有限公司</w:t>
+            </w:r>
+          </w:p>
+        </w:tc>
+        <w:tc>
+          <w:tcPr>
+            <w:tcW w:type="dxa" w:w="2160"/>
+          </w:tcPr>
+          <w:p>
+            <w:r>
+              <w:t>半导体</w:t>
+            </w:r>
+          </w:p>
+        </w:tc>
+        <w:tc>
+          <w:tcPr>
+            <w:tcW w:type="dxa" w:w="2160"/>
+          </w:tcPr>
+          <w:p>
+            <w:r>
+              <w:t>515亿</w:t>
+            </w:r>
+          </w:p>
+        </w:tc>
+        <w:tc>
+          <w:tcPr>
+            <w:tcW w:type="dxa" w:w="2160"/>
+          </w:tcPr>
+          <w:p>
+            <w:r>
+              <w:t>24%</w:t>
             </w:r>
           </w:p>
         </w:tc>
@@ -2888,7 +3672,7 @@
           </w:tcPr>
           <w:p>
             <w:r>
-              <w:t>万迅电脑网络有限公司</w:t>
+              <w:t>华泰通安网络有限公司</w:t>
             </w:r>
           </w:p>
         </w:tc>
@@ -2908,17 +3692,17 @@
           </w:tcPr>
           <w:p>
             <w:r>
-              <w:t>330亿</w:t>
-            </w:r>
-          </w:p>
-        </w:tc>
-        <w:tc>
-          <w:tcPr>
-            <w:tcW w:type="dxa" w:w="2160"/>
-          </w:tcPr>
-          <w:p>
-            <w:r>
-              <w:t>29%</w:t>
+              <w:t>713亿</w:t>
+            </w:r>
+          </w:p>
+        </w:tc>
+        <w:tc>
+          <w:tcPr>
+            <w:tcW w:type="dxa" w:w="2160"/>
+          </w:tcPr>
+          <w:p>
+            <w:r>
+              <w:t>8%</w:t>
             </w:r>
           </w:p>
         </w:tc>
@@ -2930,37 +3714,37 @@
           </w:tcPr>
           <w:p>
             <w:r>
-              <w:t>和泰传媒有限公司</w:t>
-            </w:r>
-          </w:p>
-        </w:tc>
-        <w:tc>
-          <w:tcPr>
-            <w:tcW w:type="dxa" w:w="2160"/>
-          </w:tcPr>
-          <w:p>
-            <w:r>
-              <w:t>消费科技</w:t>
-            </w:r>
-          </w:p>
-        </w:tc>
-        <w:tc>
-          <w:tcPr>
-            <w:tcW w:type="dxa" w:w="2160"/>
-          </w:tcPr>
-          <w:p>
-            <w:r>
-              <w:t>684亿</w:t>
-            </w:r>
-          </w:p>
-        </w:tc>
-        <w:tc>
-          <w:tcPr>
-            <w:tcW w:type="dxa" w:w="2160"/>
-          </w:tcPr>
-          <w:p>
-            <w:r>
-              <w:t>29%</w:t>
+              <w:t>方正科技传媒有限公司</w:t>
+            </w:r>
+          </w:p>
+        </w:tc>
+        <w:tc>
+          <w:tcPr>
+            <w:tcW w:type="dxa" w:w="2160"/>
+          </w:tcPr>
+          <w:p>
+            <w:r>
+              <w:t>人工智能</w:t>
+            </w:r>
+          </w:p>
+        </w:tc>
+        <w:tc>
+          <w:tcPr>
+            <w:tcW w:type="dxa" w:w="2160"/>
+          </w:tcPr>
+          <w:p>
+            <w:r>
+              <w:t>414亿</w:t>
+            </w:r>
+          </w:p>
+        </w:tc>
+        <w:tc>
+          <w:tcPr>
+            <w:tcW w:type="dxa" w:w="2160"/>
+          </w:tcPr>
+          <w:p>
+            <w:r>
+              <w:t>11%</w:t>
             </w:r>
           </w:p>
         </w:tc>
@@ -2972,37 +3756,37 @@
           </w:tcPr>
           <w:p>
             <w:r>
-              <w:t>佳禾科技有限公司</w:t>
-            </w:r>
-          </w:p>
-        </w:tc>
-        <w:tc>
-          <w:tcPr>
-            <w:tcW w:type="dxa" w:w="2160"/>
-          </w:tcPr>
-          <w:p>
-            <w:r>
-              <w:t>半导体</w:t>
-            </w:r>
-          </w:p>
-        </w:tc>
-        <w:tc>
-          <w:tcPr>
-            <w:tcW w:type="dxa" w:w="2160"/>
-          </w:tcPr>
-          <w:p>
-            <w:r>
-              <w:t>146亿</w:t>
-            </w:r>
-          </w:p>
-        </w:tc>
-        <w:tc>
-          <w:tcPr>
-            <w:tcW w:type="dxa" w:w="2160"/>
-          </w:tcPr>
-          <w:p>
-            <w:r>
-              <w:t>14%</w:t>
+              <w:t>联通时科传媒有限公司</w:t>
+            </w:r>
+          </w:p>
+        </w:tc>
+        <w:tc>
+          <w:tcPr>
+            <w:tcW w:type="dxa" w:w="2160"/>
+          </w:tcPr>
+          <w:p>
+            <w:r>
+              <w:t>消费科技</w:t>
+            </w:r>
+          </w:p>
+        </w:tc>
+        <w:tc>
+          <w:tcPr>
+            <w:tcW w:type="dxa" w:w="2160"/>
+          </w:tcPr>
+          <w:p>
+            <w:r>
+              <w:t>296亿</w:t>
+            </w:r>
+          </w:p>
+        </w:tc>
+        <w:tc>
+          <w:tcPr>
+            <w:tcW w:type="dxa" w:w="2160"/>
+          </w:tcPr>
+          <w:p>
+            <w:r>
+              <w:t>13%</w:t>
             </w:r>
           </w:p>
         </w:tc>
@@ -3014,27 +3798,27 @@
           </w:tcPr>
           <w:p>
             <w:r>
-              <w:t>凌云网络有限公司</w:t>
-            </w:r>
-          </w:p>
-        </w:tc>
-        <w:tc>
-          <w:tcPr>
-            <w:tcW w:type="dxa" w:w="2160"/>
-          </w:tcPr>
-          <w:p>
-            <w:r>
-              <w:t>医疗科技</w:t>
-            </w:r>
-          </w:p>
-        </w:tc>
-        <w:tc>
-          <w:tcPr>
-            <w:tcW w:type="dxa" w:w="2160"/>
-          </w:tcPr>
-          <w:p>
-            <w:r>
-              <w:t>609亿</w:t>
+              <w:t>惠派国际公司科技有限公司</w:t>
+            </w:r>
+          </w:p>
+        </w:tc>
+        <w:tc>
+          <w:tcPr>
+            <w:tcW w:type="dxa" w:w="2160"/>
+          </w:tcPr>
+          <w:p>
+            <w:r>
+              <w:t>人工智能</w:t>
+            </w:r>
+          </w:p>
+        </w:tc>
+        <w:tc>
+          <w:tcPr>
+            <w:tcW w:type="dxa" w:w="2160"/>
+          </w:tcPr>
+          <w:p>
+            <w:r>
+              <w:t>652亿</w:t>
             </w:r>
           </w:p>
         </w:tc>
@@ -3056,37 +3840,37 @@
           </w:tcPr>
           <w:p>
             <w:r>
-              <w:t>天益科技有限公司</w:t>
-            </w:r>
-          </w:p>
-        </w:tc>
-        <w:tc>
-          <w:tcPr>
-            <w:tcW w:type="dxa" w:w="2160"/>
-          </w:tcPr>
-          <w:p>
-            <w:r>
-              <w:t>半导体</w:t>
-            </w:r>
-          </w:p>
-        </w:tc>
-        <w:tc>
-          <w:tcPr>
-            <w:tcW w:type="dxa" w:w="2160"/>
-          </w:tcPr>
-          <w:p>
-            <w:r>
-              <w:t>723亿</w:t>
-            </w:r>
-          </w:p>
-        </w:tc>
-        <w:tc>
-          <w:tcPr>
-            <w:tcW w:type="dxa" w:w="2160"/>
-          </w:tcPr>
-          <w:p>
-            <w:r>
-              <w:t>26%</w:t>
+              <w:t>通际名联网络有限公司</w:t>
+            </w:r>
+          </w:p>
+        </w:tc>
+        <w:tc>
+          <w:tcPr>
+            <w:tcW w:type="dxa" w:w="2160"/>
+          </w:tcPr>
+          <w:p>
+            <w:r>
+              <w:t>机器人</w:t>
+            </w:r>
+          </w:p>
+        </w:tc>
+        <w:tc>
+          <w:tcPr>
+            <w:tcW w:type="dxa" w:w="2160"/>
+          </w:tcPr>
+          <w:p>
+            <w:r>
+              <w:t>330亿</w:t>
+            </w:r>
+          </w:p>
+        </w:tc>
+        <w:tc>
+          <w:tcPr>
+            <w:tcW w:type="dxa" w:w="2160"/>
+          </w:tcPr>
+          <w:p>
+            <w:r>
+              <w:t>10%</w:t>
             </w:r>
           </w:p>
         </w:tc>
@@ -3098,497 +3882,7 @@
           </w:tcPr>
           <w:p>
             <w:r>
-              <w:t>创汇传媒有限公司</w:t>
-            </w:r>
-          </w:p>
-        </w:tc>
-        <w:tc>
-          <w:tcPr>
-            <w:tcW w:type="dxa" w:w="2160"/>
-          </w:tcPr>
-          <w:p>
-            <w:r>
-              <w:t>新能源</w:t>
-            </w:r>
-          </w:p>
-        </w:tc>
-        <w:tc>
-          <w:tcPr>
-            <w:tcW w:type="dxa" w:w="2160"/>
-          </w:tcPr>
-          <w:p>
-            <w:r>
-              <w:t>575亿</w:t>
-            </w:r>
-          </w:p>
-        </w:tc>
-        <w:tc>
-          <w:tcPr>
-            <w:tcW w:type="dxa" w:w="2160"/>
-          </w:tcPr>
-          <w:p>
-            <w:r>
-              <w:t>7%</w:t>
-            </w:r>
-          </w:p>
-        </w:tc>
-      </w:tr>
-    </w:tbl>
-    <w:p>
-      <w:pPr>
-        <w:pStyle w:val="Heading1"/>
-      </w:pPr>
-      <w:r>
-        <w:t>行业分析 5</w:t>
-      </w:r>
-    </w:p>
-    <w:p>
-      <w:r>
-        <w:br/>
-        <w:t>从产业链角度看，人工智能 行业主要由上游设备厂商、</w:t>
-        <w:br/>
-        <w:t>中游平台企业以及下游应用厂商组成。</w:t>
-        <w:br/>
-        <w:t>信诚致远传媒有限公司 主要位于产业链的 下游 环节。</w:t>
-        <w:br/>
-      </w:r>
-    </w:p>
-    <w:p>
-      <w:r>
-        <w:br/>
-        <w:t>风险管理部认为，医疗科技 行业仍然面临若干</w:t>
-        <w:br/>
-        <w:t>不确定性因素，包括技术迭代风险、政策变化、</w:t>
-        <w:br/>
-        <w:t>以及市场竞争加剧等问题。</w:t>
-        <w:br/>
-      </w:r>
-    </w:p>
-    <w:p>
-      <w:r>
-        <w:br/>
-        <w:t>鸿睿思博网络有限公司 是中国 新能源 行业的重要企业之一。</w:t>
-        <w:br/>
-        <w:t>根据华辰资本 资产配置委员会 的研究，该公司成立于 2015 年，</w:t>
-        <w:br/>
-        <w:t>目前员工规模约 1240 人。公司近年来持续加大研发投入，</w:t>
-        <w:br/>
-        <w:t>在核心技术方面形成了较强的竞争壁垒。</w:t>
-        <w:br/>
-      </w:r>
-    </w:p>
-    <w:p>
-      <w:r>
-        <w:br/>
-        <w:t>易动力科技有限公司 是中国 云计算 行业的重要企业之一。</w:t>
-        <w:br/>
-        <w:t>根据华辰资本 量化研究部 的研究，该公司成立于 2014 年，</w:t>
-        <w:br/>
-        <w:t>目前员工规模约 1450 人。公司近年来持续加大研发投入，</w:t>
-        <w:br/>
-        <w:t>在核心技术方面形成了较强的竞争壁垒。</w:t>
-        <w:br/>
-      </w:r>
-    </w:p>
-    <w:p>
-      <w:r>
-        <w:br/>
-        <w:t>风险管理部认为，消费科技 行业仍然面临若干</w:t>
-        <w:br/>
-        <w:t>不确定性因素，包括技术迭代风险、政策变化、</w:t>
-        <w:br/>
-        <w:t>以及市场竞争加剧等问题。</w:t>
-        <w:br/>
-      </w:r>
-    </w:p>
-    <w:p>
-      <w:r>
-        <w:br/>
-        <w:t>从产业链角度看，人工智能 行业主要由上游设备厂商、</w:t>
-        <w:br/>
-        <w:t>中游平台企业以及下游应用厂商组成。</w:t>
-        <w:br/>
-        <w:t>信诚致远传媒有限公司 主要位于产业链的 上游 环节。</w:t>
-        <w:br/>
-      </w:r>
-    </w:p>
-    <w:p>
-      <w:r>
-        <w:br/>
-        <w:t>根据内部财务模型测算，佳禾科技有限公司 在未来三年</w:t>
-        <w:br/>
-        <w:t>收入复合增长率预计可达到 12% 左右。</w:t>
-        <w:br/>
-        <w:t>该预测基于行业需求增长以及公司产能扩张计划。</w:t>
-        <w:br/>
-      </w:r>
-    </w:p>
-    <w:p>
-      <w:r>
-        <w:br/>
-        <w:t>华辰资本旗下的 HC Quant Arbitrage Fund 在最近的资产配置会议中</w:t>
-        <w:br/>
-        <w:t>讨论了 半导体 行业的投资机会，并对 鸿睿思博信息有限公司</w:t>
-        <w:br/>
-        <w:t>进行了重点评估。</w:t>
-        <w:br/>
-      </w:r>
-    </w:p>
-    <w:tbl>
-      <w:tblPr>
-        <w:tblW w:type="auto" w:w="0"/>
-        <w:tblLook w:firstColumn="1" w:firstRow="1" w:lastColumn="0" w:lastRow="0" w:noHBand="0" w:noVBand="1" w:val="04A0"/>
-      </w:tblPr>
-      <w:tblGrid>
-        <w:gridCol w:w="2160"/>
-        <w:gridCol w:w="2160"/>
-        <w:gridCol w:w="2160"/>
-        <w:gridCol w:w="2160"/>
-      </w:tblGrid>
-      <w:tr>
-        <w:tc>
-          <w:tcPr>
-            <w:tcW w:type="dxa" w:w="2160"/>
-          </w:tcPr>
-          <w:p>
-            <w:r>
-              <w:t>公司</w:t>
-            </w:r>
-          </w:p>
-        </w:tc>
-        <w:tc>
-          <w:tcPr>
-            <w:tcW w:type="dxa" w:w="2160"/>
-          </w:tcPr>
-          <w:p>
-            <w:r>
-              <w:t>行业</w:t>
-            </w:r>
-          </w:p>
-        </w:tc>
-        <w:tc>
-          <w:tcPr>
-            <w:tcW w:type="dxa" w:w="2160"/>
-          </w:tcPr>
-          <w:p>
-            <w:r>
-              <w:t>市值</w:t>
-            </w:r>
-          </w:p>
-        </w:tc>
-        <w:tc>
-          <w:tcPr>
-            <w:tcW w:type="dxa" w:w="2160"/>
-          </w:tcPr>
-          <w:p>
-            <w:r>
-              <w:t>增长率</w:t>
-            </w:r>
-          </w:p>
-        </w:tc>
-      </w:tr>
-      <w:tr>
-        <w:tc>
-          <w:tcPr>
-            <w:tcW w:type="dxa" w:w="2160"/>
-          </w:tcPr>
-          <w:p>
-            <w:r>
-              <w:t>雨林木风计算机网络有限公司</w:t>
-            </w:r>
-          </w:p>
-        </w:tc>
-        <w:tc>
-          <w:tcPr>
-            <w:tcW w:type="dxa" w:w="2160"/>
-          </w:tcPr>
-          <w:p>
-            <w:r>
-              <w:t>医疗科技</w:t>
-            </w:r>
-          </w:p>
-        </w:tc>
-        <w:tc>
-          <w:tcPr>
-            <w:tcW w:type="dxa" w:w="2160"/>
-          </w:tcPr>
-          <w:p>
-            <w:r>
-              <w:t>375亿</w:t>
-            </w:r>
-          </w:p>
-        </w:tc>
-        <w:tc>
-          <w:tcPr>
-            <w:tcW w:type="dxa" w:w="2160"/>
-          </w:tcPr>
-          <w:p>
-            <w:r>
-              <w:t>20%</w:t>
-            </w:r>
-          </w:p>
-        </w:tc>
-      </w:tr>
-      <w:tr>
-        <w:tc>
-          <w:tcPr>
-            <w:tcW w:type="dxa" w:w="2160"/>
-          </w:tcPr>
-          <w:p>
-            <w:r>
-              <w:t>鸿睿思博信息有限公司</w:t>
-            </w:r>
-          </w:p>
-        </w:tc>
-        <w:tc>
-          <w:tcPr>
-            <w:tcW w:type="dxa" w:w="2160"/>
-          </w:tcPr>
-          <w:p>
-            <w:r>
-              <w:t>半导体</w:t>
-            </w:r>
-          </w:p>
-        </w:tc>
-        <w:tc>
-          <w:tcPr>
-            <w:tcW w:type="dxa" w:w="2160"/>
-          </w:tcPr>
-          <w:p>
-            <w:r>
-              <w:t>697亿</w:t>
-            </w:r>
-          </w:p>
-        </w:tc>
-        <w:tc>
-          <w:tcPr>
-            <w:tcW w:type="dxa" w:w="2160"/>
-          </w:tcPr>
-          <w:p>
-            <w:r>
-              <w:t>27%</w:t>
-            </w:r>
-          </w:p>
-        </w:tc>
-      </w:tr>
-      <w:tr>
-        <w:tc>
-          <w:tcPr>
-            <w:tcW w:type="dxa" w:w="2160"/>
-          </w:tcPr>
-          <w:p>
-            <w:r>
-              <w:t>国讯网络有限公司</w:t>
-            </w:r>
-          </w:p>
-        </w:tc>
-        <w:tc>
-          <w:tcPr>
-            <w:tcW w:type="dxa" w:w="2160"/>
-          </w:tcPr>
-          <w:p>
-            <w:r>
-              <w:t>云计算</w:t>
-            </w:r>
-          </w:p>
-        </w:tc>
-        <w:tc>
-          <w:tcPr>
-            <w:tcW w:type="dxa" w:w="2160"/>
-          </w:tcPr>
-          <w:p>
-            <w:r>
-              <w:t>741亿</w:t>
-            </w:r>
-          </w:p>
-        </w:tc>
-        <w:tc>
-          <w:tcPr>
-            <w:tcW w:type="dxa" w:w="2160"/>
-          </w:tcPr>
-          <w:p>
-            <w:r>
-              <w:t>14%</w:t>
-            </w:r>
-          </w:p>
-        </w:tc>
-      </w:tr>
-      <w:tr>
-        <w:tc>
-          <w:tcPr>
-            <w:tcW w:type="dxa" w:w="2160"/>
-          </w:tcPr>
-          <w:p>
-            <w:r>
-              <w:t>创汇传媒有限公司</w:t>
-            </w:r>
-          </w:p>
-        </w:tc>
-        <w:tc>
-          <w:tcPr>
-            <w:tcW w:type="dxa" w:w="2160"/>
-          </w:tcPr>
-          <w:p>
-            <w:r>
-              <w:t>新能源</w:t>
-            </w:r>
-          </w:p>
-        </w:tc>
-        <w:tc>
-          <w:tcPr>
-            <w:tcW w:type="dxa" w:w="2160"/>
-          </w:tcPr>
-          <w:p>
-            <w:r>
-              <w:t>148亿</w:t>
-            </w:r>
-          </w:p>
-        </w:tc>
-        <w:tc>
-          <w:tcPr>
-            <w:tcW w:type="dxa" w:w="2160"/>
-          </w:tcPr>
-          <w:p>
-            <w:r>
-              <w:t>24%</w:t>
-            </w:r>
-          </w:p>
-        </w:tc>
-      </w:tr>
-      <w:tr>
-        <w:tc>
-          <w:tcPr>
-            <w:tcW w:type="dxa" w:w="2160"/>
-          </w:tcPr>
-          <w:p>
-            <w:r>
-              <w:t>新宇龙信息传媒有限公司</w:t>
-            </w:r>
-          </w:p>
-        </w:tc>
-        <w:tc>
-          <w:tcPr>
-            <w:tcW w:type="dxa" w:w="2160"/>
-          </w:tcPr>
-          <w:p>
-            <w:r>
-              <w:t>机器人</w:t>
-            </w:r>
-          </w:p>
-        </w:tc>
-        <w:tc>
-          <w:tcPr>
-            <w:tcW w:type="dxa" w:w="2160"/>
-          </w:tcPr>
-          <w:p>
-            <w:r>
-              <w:t>217亿</w:t>
-            </w:r>
-          </w:p>
-        </w:tc>
-        <w:tc>
-          <w:tcPr>
-            <w:tcW w:type="dxa" w:w="2160"/>
-          </w:tcPr>
-          <w:p>
-            <w:r>
-              <w:t>21%</w:t>
-            </w:r>
-          </w:p>
-        </w:tc>
-      </w:tr>
-      <w:tr>
-        <w:tc>
-          <w:tcPr>
-            <w:tcW w:type="dxa" w:w="2160"/>
-          </w:tcPr>
-          <w:p>
-            <w:r>
-              <w:t>九方信息有限公司</w:t>
-            </w:r>
-          </w:p>
-        </w:tc>
-        <w:tc>
-          <w:tcPr>
-            <w:tcW w:type="dxa" w:w="2160"/>
-          </w:tcPr>
-          <w:p>
-            <w:r>
-              <w:t>新能源</w:t>
-            </w:r>
-          </w:p>
-        </w:tc>
-        <w:tc>
-          <w:tcPr>
-            <w:tcW w:type="dxa" w:w="2160"/>
-          </w:tcPr>
-          <w:p>
-            <w:r>
-              <w:t>541亿</w:t>
-            </w:r>
-          </w:p>
-        </w:tc>
-        <w:tc>
-          <w:tcPr>
-            <w:tcW w:type="dxa" w:w="2160"/>
-          </w:tcPr>
-          <w:p>
-            <w:r>
-              <w:t>14%</w:t>
-            </w:r>
-          </w:p>
-        </w:tc>
-      </w:tr>
-      <w:tr>
-        <w:tc>
-          <w:tcPr>
-            <w:tcW w:type="dxa" w:w="2160"/>
-          </w:tcPr>
-          <w:p>
-            <w:r>
-              <w:t>九方网络有限公司</w:t>
-            </w:r>
-          </w:p>
-        </w:tc>
-        <w:tc>
-          <w:tcPr>
-            <w:tcW w:type="dxa" w:w="2160"/>
-          </w:tcPr>
-          <w:p>
-            <w:r>
-              <w:t>新能源</w:t>
-            </w:r>
-          </w:p>
-        </w:tc>
-        <w:tc>
-          <w:tcPr>
-            <w:tcW w:type="dxa" w:w="2160"/>
-          </w:tcPr>
-          <w:p>
-            <w:r>
-              <w:t>352亿</w:t>
-            </w:r>
-          </w:p>
-        </w:tc>
-        <w:tc>
-          <w:tcPr>
-            <w:tcW w:type="dxa" w:w="2160"/>
-          </w:tcPr>
-          <w:p>
-            <w:r>
-              <w:t>24%</w:t>
-            </w:r>
-          </w:p>
-        </w:tc>
-      </w:tr>
-      <w:tr>
-        <w:tc>
-          <w:tcPr>
-            <w:tcW w:type="dxa" w:w="2160"/>
-          </w:tcPr>
-          <w:p>
-            <w:r>
-              <w:t>兰金电子网络有限公司</w:t>
+              <w:t>昂歌信息信息有限公司</w:t>
             </w:r>
           </w:p>
         </w:tc>
@@ -3608,311 +3902,17 @@
           </w:tcPr>
           <w:p>
             <w:r>
-              <w:t>713亿</w:t>
-            </w:r>
-          </w:p>
-        </w:tc>
-        <w:tc>
-          <w:tcPr>
-            <w:tcW w:type="dxa" w:w="2160"/>
-          </w:tcPr>
-          <w:p>
-            <w:r>
-              <w:t>13%</w:t>
-            </w:r>
-          </w:p>
-        </w:tc>
-      </w:tr>
-      <w:tr>
-        <w:tc>
-          <w:tcPr>
-            <w:tcW w:type="dxa" w:w="2160"/>
-          </w:tcPr>
-          <w:p>
-            <w:r>
-              <w:t>富罳信息有限公司</w:t>
-            </w:r>
-          </w:p>
-        </w:tc>
-        <w:tc>
-          <w:tcPr>
-            <w:tcW w:type="dxa" w:w="2160"/>
-          </w:tcPr>
-          <w:p>
-            <w:r>
-              <w:t>医疗科技</w:t>
-            </w:r>
-          </w:p>
-        </w:tc>
-        <w:tc>
-          <w:tcPr>
-            <w:tcW w:type="dxa" w:w="2160"/>
-          </w:tcPr>
-          <w:p>
-            <w:r>
-              <w:t>784亿</w:t>
-            </w:r>
-          </w:p>
-        </w:tc>
-        <w:tc>
-          <w:tcPr>
-            <w:tcW w:type="dxa" w:w="2160"/>
-          </w:tcPr>
-          <w:p>
-            <w:r>
-              <w:t>24%</w:t>
-            </w:r>
-          </w:p>
-        </w:tc>
-      </w:tr>
-      <w:tr>
-        <w:tc>
-          <w:tcPr>
-            <w:tcW w:type="dxa" w:w="2160"/>
-          </w:tcPr>
-          <w:p>
-            <w:r>
-              <w:t>昂歌信息科技有限公司</w:t>
-            </w:r>
-          </w:p>
-        </w:tc>
-        <w:tc>
-          <w:tcPr>
-            <w:tcW w:type="dxa" w:w="2160"/>
-          </w:tcPr>
-          <w:p>
-            <w:r>
-              <w:t>消费科技</w:t>
-            </w:r>
-          </w:p>
-        </w:tc>
-        <w:tc>
-          <w:tcPr>
-            <w:tcW w:type="dxa" w:w="2160"/>
-          </w:tcPr>
-          <w:p>
-            <w:r>
-              <w:t>626亿</w:t>
-            </w:r>
-          </w:p>
-        </w:tc>
-        <w:tc>
-          <w:tcPr>
-            <w:tcW w:type="dxa" w:w="2160"/>
-          </w:tcPr>
-          <w:p>
-            <w:r>
-              <w:t>7%</w:t>
-            </w:r>
-          </w:p>
-        </w:tc>
-      </w:tr>
-      <w:tr>
-        <w:tc>
-          <w:tcPr>
-            <w:tcW w:type="dxa" w:w="2160"/>
-          </w:tcPr>
-          <w:p>
-            <w:r>
-              <w:t>快讯网络有限公司</w:t>
-            </w:r>
-          </w:p>
-        </w:tc>
-        <w:tc>
-          <w:tcPr>
-            <w:tcW w:type="dxa" w:w="2160"/>
-          </w:tcPr>
-          <w:p>
-            <w:r>
-              <w:t>新能源</w:t>
-            </w:r>
-          </w:p>
-        </w:tc>
-        <w:tc>
-          <w:tcPr>
-            <w:tcW w:type="dxa" w:w="2160"/>
-          </w:tcPr>
-          <w:p>
-            <w:r>
-              <w:t>400亿</w:t>
-            </w:r>
-          </w:p>
-        </w:tc>
-        <w:tc>
-          <w:tcPr>
-            <w:tcW w:type="dxa" w:w="2160"/>
-          </w:tcPr>
-          <w:p>
-            <w:r>
-              <w:t>7%</w:t>
-            </w:r>
-          </w:p>
-        </w:tc>
-      </w:tr>
-      <w:tr>
-        <w:tc>
-          <w:tcPr>
-            <w:tcW w:type="dxa" w:w="2160"/>
-          </w:tcPr>
-          <w:p>
-            <w:r>
-              <w:t>和泰传媒有限公司</w:t>
-            </w:r>
-          </w:p>
-        </w:tc>
-        <w:tc>
-          <w:tcPr>
-            <w:tcW w:type="dxa" w:w="2160"/>
-          </w:tcPr>
-          <w:p>
-            <w:r>
-              <w:t>消费科技</w:t>
-            </w:r>
-          </w:p>
-        </w:tc>
-        <w:tc>
-          <w:tcPr>
-            <w:tcW w:type="dxa" w:w="2160"/>
-          </w:tcPr>
-          <w:p>
-            <w:r>
-              <w:t>496亿</w:t>
-            </w:r>
-          </w:p>
-        </w:tc>
-        <w:tc>
-          <w:tcPr>
-            <w:tcW w:type="dxa" w:w="2160"/>
-          </w:tcPr>
-          <w:p>
-            <w:r>
-              <w:t>28%</w:t>
-            </w:r>
-          </w:p>
-        </w:tc>
-      </w:tr>
-      <w:tr>
-        <w:tc>
-          <w:tcPr>
-            <w:tcW w:type="dxa" w:w="2160"/>
-          </w:tcPr>
-          <w:p>
-            <w:r>
-              <w:t>鸿睿思博网络有限公司</w:t>
-            </w:r>
-          </w:p>
-        </w:tc>
-        <w:tc>
-          <w:tcPr>
-            <w:tcW w:type="dxa" w:w="2160"/>
-          </w:tcPr>
-          <w:p>
-            <w:r>
-              <w:t>新能源</w:t>
-            </w:r>
-          </w:p>
-        </w:tc>
-        <w:tc>
-          <w:tcPr>
-            <w:tcW w:type="dxa" w:w="2160"/>
-          </w:tcPr>
-          <w:p>
-            <w:r>
-              <w:t>566亿</w:t>
-            </w:r>
-          </w:p>
-        </w:tc>
-        <w:tc>
-          <w:tcPr>
-            <w:tcW w:type="dxa" w:w="2160"/>
-          </w:tcPr>
-          <w:p>
-            <w:r>
-              <w:t>25%</w:t>
-            </w:r>
-          </w:p>
-        </w:tc>
-      </w:tr>
-      <w:tr>
-        <w:tc>
-          <w:tcPr>
-            <w:tcW w:type="dxa" w:w="2160"/>
-          </w:tcPr>
-          <w:p>
-            <w:r>
-              <w:t>佳禾科技有限公司</w:t>
-            </w:r>
-          </w:p>
-        </w:tc>
-        <w:tc>
-          <w:tcPr>
-            <w:tcW w:type="dxa" w:w="2160"/>
-          </w:tcPr>
-          <w:p>
-            <w:r>
-              <w:t>半导体</w:t>
-            </w:r>
-          </w:p>
-        </w:tc>
-        <w:tc>
-          <w:tcPr>
-            <w:tcW w:type="dxa" w:w="2160"/>
-          </w:tcPr>
-          <w:p>
-            <w:r>
-              <w:t>644亿</w:t>
-            </w:r>
-          </w:p>
-        </w:tc>
-        <w:tc>
-          <w:tcPr>
-            <w:tcW w:type="dxa" w:w="2160"/>
-          </w:tcPr>
-          <w:p>
-            <w:r>
-              <w:t>16%</w:t>
-            </w:r>
-          </w:p>
-        </w:tc>
-      </w:tr>
-      <w:tr>
-        <w:tc>
-          <w:tcPr>
-            <w:tcW w:type="dxa" w:w="2160"/>
-          </w:tcPr>
-          <w:p>
-            <w:r>
-              <w:t>创汇传媒有限公司</w:t>
-            </w:r>
-          </w:p>
-        </w:tc>
-        <w:tc>
-          <w:tcPr>
-            <w:tcW w:type="dxa" w:w="2160"/>
-          </w:tcPr>
-          <w:p>
-            <w:r>
-              <w:t>新能源</w:t>
-            </w:r>
-          </w:p>
-        </w:tc>
-        <w:tc>
-          <w:tcPr>
-            <w:tcW w:type="dxa" w:w="2160"/>
-          </w:tcPr>
-          <w:p>
-            <w:r>
-              <w:t>233亿</w:t>
-            </w:r>
-          </w:p>
-        </w:tc>
-        <w:tc>
-          <w:tcPr>
-            <w:tcW w:type="dxa" w:w="2160"/>
-          </w:tcPr>
-          <w:p>
-            <w:r>
-              <w:t>25%</w:t>
+              <w:t>353亿</w:t>
+            </w:r>
+          </w:p>
+        </w:tc>
+        <w:tc>
+          <w:tcPr>
+            <w:tcW w:type="dxa" w:w="2160"/>
+          </w:tcPr>
+          <w:p>
+            <w:r>
+              <w:t>5%</w:t>
             </w:r>
           </w:p>
         </w:tc>
